--- a/بعد التجربة -برنامج عم داود.docx
+++ b/بعد التجربة -برنامج عم داود.docx
@@ -11,39 +11,511 @@
         </w:numPr>
         <w:bidi/>
         <w:rPr>
-          <w:rFonts w:cs="Arial"/>
-        </w:rPr>
-      </w:pPr>
-      <w:r>
-        <w:rPr>
-          <w:rFonts w:cs="Arial"/>
-          <w:rtl/>
-        </w:rPr>
-        <w:t>الموردين مش بيظهروا في الربط بتاعهم في المخزن</w:t>
-      </w:r>
-      <w:r>
-        <w:rPr>
-          <w:rFonts w:cs="Arial"/>
-        </w:rPr>
-        <w:t xml:space="preserve">  </w:t>
-      </w:r>
-    </w:p>
-    <w:p>
-      <w:pPr>
-        <w:pStyle w:val="ListParagraph"/>
-        <w:bidi/>
-      </w:pPr>
-      <w:r>
-        <w:rPr>
-          <w:rFonts w:cs="Arial"/>
+          <w:rFonts w:ascii="Calibri" w:hAnsi="Calibri" w:cs="Calibri"/>
+        </w:rPr>
+      </w:pPr>
+      <w:r>
+        <w:rPr>
+          <w:rFonts w:ascii="Calibri" w:hAnsi="Calibri" w:cs="Calibri"/>
+          <w:rtl/>
+          <w:lang w:bidi="ar-EG"/>
+        </w:rPr>
+        <w:t>الارضيات: قائمة لوحدها مش بيتخصم منها حاجة غير لما عم داود بيدخل يخصم بنفسه او زود فلوس عليها او اي حاجة.</w:t>
+      </w:r>
+    </w:p>
+    <w:p>
+      <w:pPr>
+        <w:pStyle w:val="ListParagraph"/>
+        <w:numPr>
+          <w:ilvl w:val="0"/>
+          <w:numId w:val="1"/>
+        </w:numPr>
+        <w:bidi/>
+        <w:rPr>
+          <w:rFonts w:ascii="Calibri" w:hAnsi="Calibri" w:cs="Calibri"/>
+        </w:rPr>
+      </w:pPr>
+      <w:r>
+        <w:rPr>
+          <w:rFonts w:ascii="Calibri" w:hAnsi="Calibri" w:cs="Calibri"/>
+          <w:rtl/>
+          <w:lang w:bidi="ar-EG"/>
+        </w:rPr>
+        <w:t xml:space="preserve">اوقات الدفع للموردين من رصيد الارضيات </w:t>
+      </w:r>
+      <w:r>
+        <w:rPr>
+          <w:rFonts w:ascii="Calibri" w:hAnsi="Calibri" w:cs="Calibri"/>
+          <w:rtl/>
+          <w:lang w:bidi="ar-EG"/>
+        </w:rPr>
+        <w:t>(</w:t>
+      </w:r>
+      <w:r>
+        <w:rPr>
+          <w:rFonts w:ascii="Calibri" w:hAnsi="Calibri" w:cs="Calibri"/>
+          <w:rtl/>
+          <w:lang w:bidi="ar-EG"/>
+        </w:rPr>
+        <w:t>)</w:t>
+      </w:r>
+    </w:p>
+    <w:p>
+      <w:pPr>
+        <w:pStyle w:val="ListParagraph"/>
+        <w:numPr>
+          <w:ilvl w:val="0"/>
+          <w:numId w:val="1"/>
+        </w:numPr>
+        <w:bidi/>
+        <w:rPr>
+          <w:rFonts w:ascii="Calibri" w:hAnsi="Calibri" w:cs="Calibri"/>
+        </w:rPr>
+      </w:pPr>
+      <w:r>
+        <w:rPr>
+          <w:rFonts w:ascii="Calibri" w:hAnsi="Calibri" w:cs="Calibri"/>
+          <w:rtl/>
+        </w:rPr>
+        <w:t>حساب الخزنة</w:t>
+      </w:r>
+      <w:r>
+        <w:rPr>
+          <w:rFonts w:ascii="Calibri" w:hAnsi="Calibri" w:cs="Calibri"/>
+          <w:rtl/>
+        </w:rPr>
+        <w:t>.</w:t>
+      </w:r>
+    </w:p>
+    <w:p>
+      <w:pPr>
+        <w:pStyle w:val="ListParagraph"/>
+        <w:numPr>
+          <w:ilvl w:val="0"/>
+          <w:numId w:val="1"/>
+        </w:numPr>
+        <w:bidi/>
+        <w:rPr>
+          <w:rFonts w:ascii="Calibri" w:hAnsi="Calibri" w:cs="Calibri"/>
+        </w:rPr>
+      </w:pPr>
+      <w:r>
+        <w:rPr>
+          <w:rFonts w:ascii="Calibri" w:hAnsi="Calibri" w:cs="Calibri" w:hint="cs"/>
+          <w:rtl/>
+        </w:rPr>
+        <w:t>لما شكري يدفع لمورد يدفع من فلوس خزنة المخزن</w:t>
+      </w:r>
+    </w:p>
+    <w:p>
+      <w:pPr>
+        <w:pStyle w:val="ListParagraph"/>
+        <w:numPr>
+          <w:ilvl w:val="0"/>
+          <w:numId w:val="1"/>
+        </w:numPr>
+        <w:bidi/>
+        <w:rPr>
+          <w:rFonts w:ascii="Calibri" w:hAnsi="Calibri" w:cs="Calibri"/>
+        </w:rPr>
+      </w:pPr>
+      <w:r>
+        <w:rPr>
+          <w:rFonts w:ascii="Calibri" w:hAnsi="Calibri" w:cs="Calibri"/>
+          <w:rtl/>
+        </w:rPr>
+        <w:t xml:space="preserve">اضافة العربية </w:t>
+      </w:r>
+      <w:r>
+        <w:rPr>
+          <w:rFonts w:ascii="Calibri" w:hAnsi="Calibri" w:cs="Calibri" w:hint="cs"/>
+          <w:rtl/>
+        </w:rPr>
+        <w:t xml:space="preserve">هيبقي </w:t>
+      </w:r>
+      <w:r>
+        <w:rPr>
+          <w:rFonts w:ascii="Calibri" w:hAnsi="Calibri" w:cs="Calibri"/>
+          <w:rtl/>
+        </w:rPr>
+        <w:t>ليها مصروفات تشغيل و صيانة واخري</w:t>
+      </w:r>
+      <w:r>
+        <w:rPr>
+          <w:rFonts w:ascii="Calibri" w:hAnsi="Calibri" w:cs="Calibri" w:hint="cs"/>
+          <w:rtl/>
+        </w:rPr>
+        <w:t>: العربية بتشتغل عادي شغل الطبيعي (اللي هي بتنقل نقلات في المنطقة)</w:t>
+      </w:r>
+    </w:p>
+    <w:p>
+      <w:pPr>
+        <w:pStyle w:val="ListParagraph"/>
+        <w:numPr>
+          <w:ilvl w:val="0"/>
+          <w:numId w:val="1"/>
+        </w:numPr>
+        <w:bidi/>
+        <w:rPr>
+          <w:rFonts w:ascii="Calibri" w:hAnsi="Calibri" w:cs="Calibri"/>
+        </w:rPr>
+      </w:pPr>
+      <w:r>
+        <w:rPr>
+          <w:rFonts w:ascii="Calibri" w:hAnsi="Calibri" w:cs="Calibri" w:hint="cs"/>
+          <w:rtl/>
+        </w:rPr>
+        <w:t>الم</w:t>
+      </w:r>
+      <w:r>
+        <w:rPr>
+          <w:rFonts w:ascii="Calibri" w:hAnsi="Calibri" w:cs="Calibri" w:hint="cs"/>
+          <w:rtl/>
+        </w:rPr>
+        <w:t>كب</w:t>
+      </w:r>
+      <w:r>
+        <w:rPr>
+          <w:rFonts w:ascii="Calibri" w:hAnsi="Calibri" w:cs="Calibri" w:hint="cs"/>
+          <w:rtl/>
+        </w:rPr>
+        <w:t xml:space="preserve">س له صيانة وله تغير قطع غيار </w:t>
+      </w:r>
+    </w:p>
+    <w:p>
+      <w:pPr>
+        <w:pStyle w:val="ListParagraph"/>
+        <w:numPr>
+          <w:ilvl w:val="0"/>
+          <w:numId w:val="1"/>
+        </w:numPr>
+        <w:bidi/>
+        <w:rPr>
+          <w:rFonts w:ascii="Calibri" w:hAnsi="Calibri" w:cs="Calibri"/>
+        </w:rPr>
+      </w:pPr>
+      <w:r>
+        <w:rPr>
+          <w:rFonts w:ascii="Calibri" w:hAnsi="Calibri" w:cs="Calibri" w:hint="cs"/>
+          <w:rtl/>
+        </w:rPr>
+        <w:t>خزنة لكل مخزن</w:t>
+      </w:r>
+    </w:p>
+    <w:p>
+      <w:pPr>
+        <w:pStyle w:val="ListParagraph"/>
+        <w:numPr>
+          <w:ilvl w:val="0"/>
+          <w:numId w:val="1"/>
+        </w:numPr>
+        <w:bidi/>
+        <w:rPr>
+          <w:rFonts w:ascii="Calibri" w:hAnsi="Calibri" w:cs="Calibri"/>
+        </w:rPr>
+      </w:pPr>
+      <w:r>
+        <w:rPr>
+          <w:rFonts w:ascii="Calibri" w:hAnsi="Calibri" w:cs="Calibri" w:hint="cs"/>
+          <w:rtl/>
+        </w:rPr>
+        <w:t xml:space="preserve">مصروفات لكل مخزن </w:t>
+      </w:r>
+    </w:p>
+    <w:p>
+      <w:pPr>
+        <w:pStyle w:val="ListParagraph"/>
+        <w:numPr>
+          <w:ilvl w:val="0"/>
+          <w:numId w:val="1"/>
+        </w:numPr>
+        <w:bidi/>
+        <w:rPr>
+          <w:rFonts w:ascii="Calibri" w:hAnsi="Calibri" w:cs="Calibri"/>
+        </w:rPr>
+      </w:pPr>
+      <w:r>
+        <w:rPr>
+          <w:rFonts w:ascii="Calibri" w:hAnsi="Calibri" w:cs="Calibri" w:hint="cs"/>
+          <w:rtl/>
+        </w:rPr>
+        <w:t xml:space="preserve">نلغي العهدة و يبقي سحب من </w:t>
+      </w:r>
+      <w:r>
+        <w:rPr>
+          <w:rFonts w:ascii="Calibri" w:hAnsi="Calibri" w:cs="Calibri" w:hint="cs"/>
+          <w:rtl/>
+        </w:rPr>
+        <w:t xml:space="preserve">خزانة </w:t>
+      </w:r>
+      <w:r>
+        <w:rPr>
+          <w:rFonts w:ascii="Calibri" w:hAnsi="Calibri" w:cs="Calibri" w:hint="cs"/>
+          <w:rtl/>
+        </w:rPr>
+        <w:t xml:space="preserve">المخزن مباشرة </w:t>
+      </w:r>
+    </w:p>
+    <w:p>
+      <w:pPr>
+        <w:pStyle w:val="ListParagraph"/>
+        <w:numPr>
+          <w:ilvl w:val="0"/>
+          <w:numId w:val="1"/>
+        </w:numPr>
+        <w:bidi/>
+        <w:rPr>
+          <w:rFonts w:ascii="Calibri" w:hAnsi="Calibri" w:cs="Calibri"/>
+        </w:rPr>
+      </w:pPr>
+      <w:r>
+        <w:rPr>
+          <w:rFonts w:ascii="Calibri" w:hAnsi="Calibri" w:cs="Calibri" w:hint="cs"/>
+          <w:rtl/>
+        </w:rPr>
+        <w:t xml:space="preserve">حساب هيبقي المصاريف و مشتريات و حساب العمال و الحسابات للموردين </w:t>
+      </w:r>
+    </w:p>
+    <w:p>
+      <w:pPr>
+        <w:pStyle w:val="ListParagraph"/>
+        <w:numPr>
+          <w:ilvl w:val="0"/>
+          <w:numId w:val="1"/>
+        </w:numPr>
+        <w:bidi/>
+        <w:rPr>
+          <w:rFonts w:ascii="Calibri" w:hAnsi="Calibri" w:cs="Calibri"/>
+        </w:rPr>
+      </w:pPr>
+      <w:r>
+        <w:rPr>
+          <w:rFonts w:ascii="Calibri" w:hAnsi="Calibri" w:cs="Calibri" w:hint="cs"/>
+          <w:rtl/>
+        </w:rPr>
+        <w:t xml:space="preserve">تسجيل خروج شغل لمخزن </w:t>
+      </w:r>
+      <w:r>
+        <w:rPr>
+          <w:rFonts w:ascii="Calibri" w:hAnsi="Calibri" w:cs="Calibri" w:hint="cs"/>
+          <w:rtl/>
+        </w:rPr>
+        <w:t>(اضافة سعر و تكاليف و وزن) يعني مخزن شكري هيودي لمخزن محمد</w:t>
+      </w:r>
+    </w:p>
+    <w:p>
+      <w:pPr>
+        <w:pStyle w:val="ListParagraph"/>
+        <w:numPr>
+          <w:ilvl w:val="0"/>
+          <w:numId w:val="1"/>
+        </w:numPr>
+        <w:bidi/>
+        <w:rPr>
+          <w:rFonts w:ascii="Calibri" w:hAnsi="Calibri" w:cs="Calibri"/>
+        </w:rPr>
+      </w:pPr>
+      <w:r>
+        <w:rPr>
+          <w:rFonts w:ascii="Calibri" w:hAnsi="Calibri" w:cs="Calibri" w:hint="cs"/>
+          <w:rtl/>
+        </w:rPr>
+        <w:t>نسرع البرنامج عشان بيهنج و بيتقل مرة واحدة</w:t>
+      </w:r>
+    </w:p>
+    <w:p>
+      <w:pPr>
+        <w:pStyle w:val="ListParagraph"/>
+        <w:numPr>
+          <w:ilvl w:val="0"/>
+          <w:numId w:val="1"/>
+        </w:numPr>
+        <w:bidi/>
+        <w:rPr>
+          <w:rFonts w:ascii="Calibri" w:hAnsi="Calibri" w:cs="Calibri"/>
+        </w:rPr>
+      </w:pPr>
+      <w:r>
+        <w:rPr>
+          <w:rFonts w:ascii="Calibri" w:hAnsi="Calibri" w:cs="Calibri" w:hint="cs"/>
+          <w:rtl/>
+        </w:rPr>
+        <w:t xml:space="preserve">تسجيل خروج صنفين </w:t>
+      </w:r>
+      <w:r>
+        <w:rPr>
+          <w:rFonts w:ascii="Calibri" w:hAnsi="Calibri" w:cs="Calibri" w:hint="cs"/>
+          <w:rtl/>
+        </w:rPr>
+        <w:t xml:space="preserve"> اخرين جداد</w:t>
+      </w:r>
+    </w:p>
+    <w:p>
+      <w:pPr>
+        <w:pStyle w:val="ListParagraph"/>
+        <w:numPr>
+          <w:ilvl w:val="0"/>
+          <w:numId w:val="1"/>
+        </w:numPr>
+        <w:bidi/>
+        <w:rPr>
+          <w:rFonts w:ascii="Calibri" w:hAnsi="Calibri" w:cs="Calibri"/>
+        </w:rPr>
+      </w:pPr>
+      <w:r>
+        <w:rPr>
+          <w:rFonts w:ascii="Calibri" w:hAnsi="Calibri" w:cs="Calibri" w:hint="cs"/>
+          <w:rtl/>
+        </w:rPr>
+        <w:t>في تسجيل دخول البضاعة هيبقي زجاجة و هيبقي فيه اخري (يضيف النوع في الملاحظات)</w:t>
+      </w:r>
+      <w:r>
+        <w:rPr>
+          <w:rFonts w:ascii="Calibri" w:hAnsi="Calibri" w:cs="Calibri" w:hint="cs"/>
+          <w:rtl/>
+        </w:rPr>
+        <w:t xml:space="preserve"> ما عدا الشحنات</w:t>
+      </w:r>
+    </w:p>
+    <w:p>
+      <w:pPr>
+        <w:pStyle w:val="ListParagraph"/>
+        <w:numPr>
+          <w:ilvl w:val="0"/>
+          <w:numId w:val="1"/>
+        </w:numPr>
+        <w:bidi/>
+        <w:rPr>
+          <w:rFonts w:ascii="Calibri" w:hAnsi="Calibri" w:cs="Calibri"/>
+        </w:rPr>
+      </w:pPr>
+      <w:r>
+        <w:rPr>
+          <w:rFonts w:ascii="Calibri" w:hAnsi="Calibri" w:cs="Calibri" w:hint="cs"/>
+          <w:rtl/>
+        </w:rPr>
+        <w:t>الميزانية العامة للمخزن. (هبقي مسجل كل حاجة في المخزن زي الماكينات و البضاعة اللي موجودة الحالية قد ايه و الرصيد النقدي و هكذ</w:t>
+      </w:r>
+      <w:r>
+        <w:rPr>
+          <w:rFonts w:ascii="Calibri" w:hAnsi="Calibri" w:cs="Calibri" w:hint="cs"/>
+          <w:rtl/>
+        </w:rPr>
+        <w:t>)</w:t>
+      </w:r>
+    </w:p>
+    <w:p>
+      <w:pPr>
+        <w:pStyle w:val="ListParagraph"/>
+        <w:numPr>
+          <w:ilvl w:val="0"/>
+          <w:numId w:val="1"/>
+        </w:numPr>
+        <w:bidi/>
+        <w:rPr>
+          <w:rFonts w:ascii="Calibri" w:hAnsi="Calibri" w:cs="Calibri"/>
+        </w:rPr>
+      </w:pPr>
+      <w:r>
+        <w:rPr>
+          <w:rFonts w:ascii="Calibri" w:hAnsi="Calibri" w:cs="Calibri" w:hint="cs"/>
+          <w:rtl/>
+        </w:rPr>
+        <w:t>عايزين نضيف زر مسح لكل حاجة او تعديل لكل حاجة افرض مثلا عملت حاجة غلط او فيه تعديل في حاجة</w:t>
+      </w:r>
+    </w:p>
+    <w:p>
+      <w:pPr>
+        <w:bidi/>
+        <w:rPr>
+          <w:rFonts w:ascii="Calibri" w:hAnsi="Calibri" w:cs="Calibri"/>
+          <w:rtl/>
+        </w:rPr>
+      </w:pPr>
+    </w:p>
+    <w:p>
+      <w:pPr>
+        <w:bidi/>
+        <w:rPr>
+          <w:rFonts w:ascii="Calibri" w:hAnsi="Calibri" w:cs="Calibri"/>
+          <w:rtl/>
+        </w:rPr>
+      </w:pPr>
+      <w:r>
+        <w:rPr>
+          <w:rFonts w:ascii="Calibri" w:hAnsi="Calibri" w:cs="Calibri"/>
+        </w:rPr>
+        <w:pict w14:anchorId="1BE01308">
+          <v:rect id="_x0000_i1025" style="width:0;height:1.5pt" o:hralign="center" o:hrstd="t" o:hr="t" fillcolor="#a0a0a0" stroked="f"/>
+        </w:pict>
+      </w:r>
+    </w:p>
+    <w:p>
+      <w:pPr>
+        <w:bidi/>
+        <w:rPr>
+          <w:rFonts w:ascii="Calibri" w:hAnsi="Calibri" w:cs="Calibri"/>
+          <w:rtl/>
+        </w:rPr>
+      </w:pPr>
+      <w:r>
+        <w:rPr>
+          <w:rFonts w:ascii="Calibri" w:hAnsi="Calibri" w:cs="Calibri" w:hint="cs"/>
+          <w:rtl/>
+        </w:rPr>
+        <w:t>تعديلات</w:t>
+      </w:r>
+      <w:r>
+        <w:rPr>
+          <w:rFonts w:ascii="Calibri" w:hAnsi="Calibri" w:cs="Calibri" w:hint="cs"/>
+          <w:rtl/>
+        </w:rPr>
+        <w:t xml:space="preserve">: </w:t>
+      </w:r>
+    </w:p>
+    <w:p>
+      <w:pPr>
+        <w:pStyle w:val="ListParagraph"/>
+        <w:numPr>
+          <w:ilvl w:val="0"/>
+          <w:numId w:val="2"/>
+        </w:numPr>
+        <w:bidi/>
+        <w:rPr>
+          <w:rFonts w:ascii="Calibri" w:hAnsi="Calibri" w:cs="Calibri"/>
+        </w:rPr>
+      </w:pPr>
+      <w:r>
+        <w:rPr>
+          <w:rFonts w:ascii="Calibri" w:hAnsi="Calibri" w:cs="Calibri" w:hint="cs"/>
+          <w:rtl/>
+        </w:rPr>
+        <w:t xml:space="preserve">المصانع: </w:t>
+      </w:r>
+    </w:p>
+    <w:p>
+      <w:pPr>
+        <w:pStyle w:val="ListParagraph"/>
+        <w:numPr>
+          <w:ilvl w:val="1"/>
+          <w:numId w:val="2"/>
+        </w:numPr>
+        <w:bidi/>
+        <w:rPr>
+          <w:rFonts w:ascii="Calibri" w:hAnsi="Calibri" w:cs="Calibri"/>
+        </w:rPr>
+      </w:pPr>
+      <w:r>
+        <w:rPr>
+          <w:rFonts w:ascii="Calibri" w:hAnsi="Calibri" w:cs="Calibri"/>
           <w:noProof/>
           <w:rtl/>
         </w:rPr>
         <w:drawing>
-          <wp:inline distT="0" distB="0" distL="0" distR="0" wp14:anchorId="12307E85" wp14:editId="482125DC">
-            <wp:extent cx="5731510" cy="3009265"/>
-            <wp:effectExtent l="0" t="0" r="2540" b="635"/>
-            <wp:docPr id="100004151" name="Picture 1"/>
+          <wp:inline distT="0" distB="0" distL="0" distR="0" wp14:anchorId="06FF6C16" wp14:editId="5542AACA">
+            <wp:extent cx="5731510" cy="997585"/>
+            <wp:effectExtent l="0" t="0" r="2540" b="0"/>
+            <wp:docPr id="760024727" name="Picture 1"/>
             <wp:cNvGraphicFramePr>
               <a:graphicFrameLocks xmlns:a="http://schemas.openxmlformats.org/drawingml/2006/main" noChangeAspect="1"/>
             </wp:cNvGraphicFramePr>
@@ -51,11 +523,279 @@
               <a:graphicData uri="http://schemas.openxmlformats.org/drawingml/2006/picture">
                 <pic:pic xmlns:pic="http://schemas.openxmlformats.org/drawingml/2006/picture">
                   <pic:nvPicPr>
-                    <pic:cNvPr id="100004151" name=""/>
+                    <pic:cNvPr id="760024727" name=""/>
                     <pic:cNvPicPr/>
                   </pic:nvPicPr>
                   <pic:blipFill>
                     <a:blip r:embed="rId5"/>
+                    <a:stretch>
+                      <a:fillRect/>
+                    </a:stretch>
+                  </pic:blipFill>
+                  <pic:spPr>
+                    <a:xfrm>
+                      <a:off x="0" y="0"/>
+                      <a:ext cx="5731510" cy="997585"/>
+                    </a:xfrm>
+                    <a:prstGeom prst="rect">
+                      <a:avLst/>
+                    </a:prstGeom>
+                  </pic:spPr>
+                </pic:pic>
+              </a:graphicData>
+            </a:graphic>
+          </wp:inline>
+        </w:drawing>
+      </w:r>
+      <w:r>
+        <w:rPr>
+          <w:rFonts w:ascii="Calibri" w:hAnsi="Calibri" w:cs="Calibri" w:hint="cs"/>
+          <w:rtl/>
+        </w:rPr>
+        <w:t xml:space="preserve">يعني هيبقي بالترتيب (الملاحظات </w:t>
+      </w:r>
+      <w:r>
+        <w:rPr>
+          <w:rFonts w:ascii="Calibri" w:hAnsi="Calibri" w:cs="Calibri"/>
+          <w:rtl/>
+        </w:rPr>
+        <w:t>–</w:t>
+      </w:r>
+      <w:r>
+        <w:rPr>
+          <w:rFonts w:ascii="Calibri" w:hAnsi="Calibri" w:cs="Calibri" w:hint="cs"/>
+          <w:rtl/>
+        </w:rPr>
+        <w:t xml:space="preserve"> اسم المورد </w:t>
+      </w:r>
+      <w:r>
+        <w:rPr>
+          <w:rFonts w:ascii="Calibri" w:hAnsi="Calibri" w:cs="Calibri"/>
+          <w:rtl/>
+        </w:rPr>
+        <w:t>–</w:t>
+      </w:r>
+      <w:r>
+        <w:rPr>
+          <w:rFonts w:ascii="Calibri" w:hAnsi="Calibri" w:cs="Calibri" w:hint="cs"/>
+          <w:rtl/>
+        </w:rPr>
+        <w:t xml:space="preserve"> الوزن القائم </w:t>
+      </w:r>
+      <w:r>
+        <w:rPr>
+          <w:rFonts w:ascii="Calibri" w:hAnsi="Calibri" w:cs="Calibri"/>
+          <w:rtl/>
+        </w:rPr>
+        <w:t>–</w:t>
+      </w:r>
+      <w:r>
+        <w:rPr>
+          <w:rFonts w:ascii="Calibri" w:hAnsi="Calibri" w:cs="Calibri" w:hint="cs"/>
+          <w:rtl/>
+        </w:rPr>
+        <w:t xml:space="preserve"> نسبة الخصم  - كمية الخصم </w:t>
+      </w:r>
+      <w:r>
+        <w:rPr>
+          <w:rFonts w:ascii="Calibri" w:hAnsi="Calibri" w:cs="Calibri"/>
+          <w:rtl/>
+        </w:rPr>
+        <w:t>–</w:t>
+      </w:r>
+      <w:r>
+        <w:rPr>
+          <w:rFonts w:ascii="Calibri" w:hAnsi="Calibri" w:cs="Calibri" w:hint="cs"/>
+          <w:rtl/>
+        </w:rPr>
+        <w:t xml:space="preserve"> سعر الكيلو </w:t>
+      </w:r>
+      <w:r>
+        <w:rPr>
+          <w:rFonts w:ascii="Calibri" w:hAnsi="Calibri" w:cs="Calibri"/>
+          <w:rtl/>
+        </w:rPr>
+        <w:t>–</w:t>
+      </w:r>
+      <w:r>
+        <w:rPr>
+          <w:rFonts w:ascii="Calibri" w:hAnsi="Calibri" w:cs="Calibri" w:hint="cs"/>
+          <w:rtl/>
+        </w:rPr>
+        <w:t xml:space="preserve"> </w:t>
+      </w:r>
+      <w:r>
+        <w:rPr>
+          <w:rFonts w:ascii="Calibri" w:hAnsi="Calibri" w:cs="Calibri" w:hint="cs"/>
+          <w:rtl/>
+        </w:rPr>
+        <w:t>المبل</w:t>
+      </w:r>
+      <w:r>
+        <w:rPr>
+          <w:rFonts w:ascii="Calibri" w:hAnsi="Calibri" w:cs="Calibri" w:hint="cs"/>
+          <w:rtl/>
+        </w:rPr>
+        <w:t>غ)</w:t>
+      </w:r>
+    </w:p>
+    <w:p>
+      <w:pPr>
+        <w:pStyle w:val="ListParagraph"/>
+        <w:numPr>
+          <w:ilvl w:val="1"/>
+          <w:numId w:val="2"/>
+        </w:numPr>
+        <w:bidi/>
+        <w:rPr>
+          <w:rFonts w:ascii="Calibri" w:hAnsi="Calibri" w:cs="Calibri"/>
+        </w:rPr>
+      </w:pPr>
+      <w:r>
+        <w:rPr>
+          <w:rFonts w:ascii="Calibri" w:hAnsi="Calibri" w:cs="Calibri" w:hint="cs"/>
+          <w:rtl/>
+        </w:rPr>
+        <w:t>كمان هيبقي فيه تقريرين : واحد للم</w:t>
+      </w:r>
+      <w:r>
+        <w:rPr>
+          <w:rFonts w:ascii="Calibri" w:hAnsi="Calibri" w:cs="Calibri" w:hint="cs"/>
+          <w:rtl/>
+        </w:rPr>
+        <w:t>صنع</w:t>
+      </w:r>
+      <w:r>
+        <w:rPr>
+          <w:rFonts w:ascii="Calibri" w:hAnsi="Calibri" w:cs="Calibri" w:hint="cs"/>
+          <w:rtl/>
+        </w:rPr>
+        <w:t xml:space="preserve"> هيبقي فيه كل التفاصيل اللي فوق دي و السعر اللي اشتري بيه المصنع عادي، و التقرير الثاني هيبقي </w:t>
+      </w:r>
+      <w:r>
+        <w:rPr>
+          <w:rFonts w:ascii="Calibri" w:hAnsi="Calibri" w:cs="Calibri" w:hint="cs"/>
+          <w:rtl/>
+        </w:rPr>
+        <w:t xml:space="preserve">يخص المورد هيبقي بس تغير السعر هيبقي السعر اللي انا اشتريت منه بيه </w:t>
+      </w:r>
+    </w:p>
+    <w:p>
+      <w:pPr>
+        <w:pStyle w:val="ListParagraph"/>
+        <w:numPr>
+          <w:ilvl w:val="1"/>
+          <w:numId w:val="2"/>
+        </w:numPr>
+        <w:bidi/>
+        <w:rPr>
+          <w:rFonts w:ascii="Calibri" w:hAnsi="Calibri" w:cs="Calibri"/>
+        </w:rPr>
+      </w:pPr>
+      <w:r>
+        <w:rPr>
+          <w:rFonts w:ascii="Calibri" w:hAnsi="Calibri" w:cs="Calibri" w:hint="cs"/>
+          <w:rtl/>
+        </w:rPr>
+        <w:t>المصنع بيدفع بأكتر من طريقة</w:t>
+      </w:r>
+      <w:r>
+        <w:rPr>
+          <w:rFonts w:ascii="Calibri" w:hAnsi="Calibri" w:cs="Calibri" w:hint="cs"/>
+          <w:rtl/>
+        </w:rPr>
+        <w:t xml:space="preserve"> </w:t>
+      </w:r>
+    </w:p>
+    <w:p>
+      <w:pPr>
+        <w:pStyle w:val="ListParagraph"/>
+        <w:numPr>
+          <w:ilvl w:val="1"/>
+          <w:numId w:val="2"/>
+        </w:numPr>
+        <w:bidi/>
+        <w:rPr>
+          <w:rFonts w:ascii="Calibri" w:hAnsi="Calibri" w:cs="Calibri"/>
+        </w:rPr>
+      </w:pPr>
+      <w:r>
+        <w:rPr>
+          <w:rFonts w:ascii="Calibri" w:hAnsi="Calibri" w:cs="Calibri" w:hint="cs"/>
+          <w:rtl/>
+        </w:rPr>
+        <w:t xml:space="preserve">عايز اعرض كمية البضاعة اللي اخدها مني المصنع للشهر ده </w:t>
+      </w:r>
+    </w:p>
+    <w:p>
+      <w:pPr>
+        <w:pStyle w:val="ListParagraph"/>
+        <w:numPr>
+          <w:ilvl w:val="1"/>
+          <w:numId w:val="2"/>
+        </w:numPr>
+        <w:bidi/>
+        <w:rPr>
+          <w:rFonts w:ascii="Calibri" w:hAnsi="Calibri" w:cs="Calibri"/>
+        </w:rPr>
+      </w:pPr>
+      <w:r>
+        <w:rPr>
+          <w:rFonts w:ascii="Calibri" w:hAnsi="Calibri" w:cs="Calibri" w:hint="cs"/>
+          <w:rtl/>
+        </w:rPr>
+        <w:t>و هيبقي فيه تقرير شهري لكل شهر.</w:t>
+      </w:r>
+    </w:p>
+    <w:p>
+      <w:pPr>
+        <w:pStyle w:val="ListParagraph"/>
+        <w:numPr>
+          <w:ilvl w:val="1"/>
+          <w:numId w:val="2"/>
+        </w:numPr>
+        <w:bidi/>
+        <w:rPr>
+          <w:rFonts w:ascii="Calibri" w:hAnsi="Calibri" w:cs="Calibri"/>
+        </w:rPr>
+      </w:pPr>
+    </w:p>
+    <w:p>
+      <w:pPr>
+        <w:pStyle w:val="ListParagraph"/>
+        <w:numPr>
+          <w:ilvl w:val="1"/>
+          <w:numId w:val="2"/>
+        </w:numPr>
+        <w:bidi/>
+        <w:rPr>
+          <w:rFonts w:ascii="Calibri" w:hAnsi="Calibri" w:cs="Calibri"/>
+        </w:rPr>
+      </w:pPr>
+      <w:r>
+        <w:rPr>
+          <w:rFonts w:ascii="Calibri" w:hAnsi="Calibri" w:cs="Calibri"/>
+          <w:noProof/>
+          <w:rtl/>
+        </w:rPr>
+        <w:lastRenderedPageBreak/>
+        <w:drawing>
+          <wp:inline distT="0" distB="0" distL="0" distR="0" wp14:anchorId="77C45082" wp14:editId="65345C08">
+            <wp:extent cx="5731510" cy="3009265"/>
+            <wp:effectExtent l="0" t="0" r="2540" b="635"/>
+            <wp:docPr id="903838412" name="Picture 1"/>
+            <wp:cNvGraphicFramePr>
+              <a:graphicFrameLocks xmlns:a="http://schemas.openxmlformats.org/drawingml/2006/main" noChangeAspect="1"/>
+            </wp:cNvGraphicFramePr>
+            <a:graphic xmlns:a="http://schemas.openxmlformats.org/drawingml/2006/main">
+              <a:graphicData uri="http://schemas.openxmlformats.org/drawingml/2006/picture">
+                <pic:pic xmlns:pic="http://schemas.openxmlformats.org/drawingml/2006/picture">
+                  <pic:nvPicPr>
+                    <pic:cNvPr id="903838412" name=""/>
+                    <pic:cNvPicPr/>
+                  </pic:nvPicPr>
+                  <pic:blipFill>
+                    <a:blip r:embed="rId6"/>
                     <a:stretch>
                       <a:fillRect/>
                     </a:stretch>
@@ -75,42 +815,57 @@
           </wp:inline>
         </w:drawing>
       </w:r>
+      <w:r>
+        <w:rPr>
+          <w:rFonts w:ascii="Calibri" w:hAnsi="Calibri" w:cs="Calibri" w:hint="cs"/>
+          <w:rtl/>
+        </w:rPr>
+        <w:t xml:space="preserve">هنا مفروض يعرض قائمة الموردين الكبار اللي مش مربوطين بمخزن </w:t>
+      </w:r>
     </w:p>
     <w:p>
       <w:pPr>
         <w:pStyle w:val="ListParagraph"/>
         <w:numPr>
           <w:ilvl w:val="0"/>
-          <w:numId w:val="1"/>
-        </w:numPr>
-        <w:bidi/>
-      </w:pPr>
-      <w:r>
-        <w:rPr>
-          <w:rFonts w:hint="cs"/>
-          <w:rtl/>
-          <w:lang w:bidi="ar-EG"/>
-        </w:rPr>
-        <w:t>تسجيل الخروج بيبقي مرة واحدة و شحنات (مش عايزين دي هنا في المخزن عايزينها في الشحنات بس )</w:t>
-      </w:r>
-      <w:r>
-        <w:rPr>
+          <w:numId w:val="2"/>
+        </w:numPr>
+        <w:bidi/>
+        <w:rPr>
+          <w:rFonts w:ascii="Calibri" w:hAnsi="Calibri" w:cs="Calibri"/>
+        </w:rPr>
+      </w:pPr>
+      <w:r>
+        <w:rPr>
+          <w:rFonts w:ascii="Calibri" w:hAnsi="Calibri" w:cs="Calibri" w:hint="cs"/>
+          <w:rtl/>
+        </w:rPr>
+        <w:t xml:space="preserve">تعديل في المخازن: </w:t>
+      </w:r>
+    </w:p>
+    <w:p>
+      <w:pPr>
+        <w:pStyle w:val="ListParagraph"/>
+        <w:numPr>
+          <w:ilvl w:val="1"/>
+          <w:numId w:val="2"/>
+        </w:numPr>
+        <w:bidi/>
+        <w:rPr>
+          <w:rFonts w:ascii="Calibri" w:hAnsi="Calibri" w:cs="Calibri"/>
+        </w:rPr>
+      </w:pPr>
+      <w:r>
+        <w:rPr>
+          <w:rFonts w:ascii="Calibri" w:hAnsi="Calibri" w:cs="Calibri"/>
           <w:noProof/>
-        </w:rPr>
-        <w:t xml:space="preserve"> </w:t>
-      </w:r>
-      <w:r>
-        <w:rPr>
-          <w:rFonts w:cs="Arial"/>
-          <w:noProof/>
-          <w:rtl/>
-          <w:lang w:bidi="ar-EG"/>
+          <w:rtl/>
         </w:rPr>
         <w:drawing>
-          <wp:inline distT="0" distB="0" distL="0" distR="0" wp14:anchorId="1FC25BAF" wp14:editId="6A1CED3C">
-            <wp:extent cx="5731510" cy="2436495"/>
-            <wp:effectExtent l="0" t="0" r="2540" b="1905"/>
-            <wp:docPr id="222159324" name="Picture 1"/>
+          <wp:inline distT="0" distB="0" distL="0" distR="0" wp14:anchorId="691A74F0" wp14:editId="34E51F30">
+            <wp:extent cx="5731510" cy="2868930"/>
+            <wp:effectExtent l="0" t="0" r="2540" b="7620"/>
+            <wp:docPr id="1574713455" name="Picture 1"/>
             <wp:cNvGraphicFramePr>
               <a:graphicFrameLocks xmlns:a="http://schemas.openxmlformats.org/drawingml/2006/main" noChangeAspect="1"/>
             </wp:cNvGraphicFramePr>
@@ -118,68 +873,7 @@
               <a:graphicData uri="http://schemas.openxmlformats.org/drawingml/2006/picture">
                 <pic:pic xmlns:pic="http://schemas.openxmlformats.org/drawingml/2006/picture">
                   <pic:nvPicPr>
-                    <pic:cNvPr id="222159324" name=""/>
-                    <pic:cNvPicPr/>
-                  </pic:nvPicPr>
-                  <pic:blipFill>
-                    <a:blip r:embed="rId6"/>
-                    <a:stretch>
-                      <a:fillRect/>
-                    </a:stretch>
-                  </pic:blipFill>
-                  <pic:spPr>
-                    <a:xfrm>
-                      <a:off x="0" y="0"/>
-                      <a:ext cx="5731510" cy="2436495"/>
-                    </a:xfrm>
-                    <a:prstGeom prst="rect">
-                      <a:avLst/>
-                    </a:prstGeom>
-                  </pic:spPr>
-                </pic:pic>
-              </a:graphicData>
-            </a:graphic>
-          </wp:inline>
-        </w:drawing>
-      </w:r>
-    </w:p>
-    <w:p>
-      <w:pPr>
-        <w:pStyle w:val="ListParagraph"/>
-        <w:numPr>
-          <w:ilvl w:val="0"/>
-          <w:numId w:val="1"/>
-        </w:numPr>
-        <w:bidi/>
-      </w:pPr>
-      <w:r>
-        <w:rPr>
-          <w:rFonts w:hint="cs"/>
-          <w:noProof/>
-          <w:rtl/>
-        </w:rPr>
-        <w:lastRenderedPageBreak/>
-        <w:t xml:space="preserve">مش بيظهر ربط الموردين </w:t>
-      </w:r>
-      <w:r>
-        <w:rPr>
-          <w:rFonts w:cs="Arial"/>
-          <w:noProof/>
-          <w:rtl/>
-        </w:rPr>
-        <w:drawing>
-          <wp:inline distT="0" distB="0" distL="0" distR="0" wp14:anchorId="34D54416" wp14:editId="43234A85">
-            <wp:extent cx="5731510" cy="3421380"/>
-            <wp:effectExtent l="0" t="0" r="2540" b="7620"/>
-            <wp:docPr id="1246429631" name="Picture 1"/>
-            <wp:cNvGraphicFramePr>
-              <a:graphicFrameLocks xmlns:a="http://schemas.openxmlformats.org/drawingml/2006/main" noChangeAspect="1"/>
-            </wp:cNvGraphicFramePr>
-            <a:graphic xmlns:a="http://schemas.openxmlformats.org/drawingml/2006/main">
-              <a:graphicData uri="http://schemas.openxmlformats.org/drawingml/2006/picture">
-                <pic:pic xmlns:pic="http://schemas.openxmlformats.org/drawingml/2006/picture">
-                  <pic:nvPicPr>
-                    <pic:cNvPr id="1246429631" name=""/>
+                    <pic:cNvPr id="1574713455" name=""/>
                     <pic:cNvPicPr/>
                   </pic:nvPicPr>
                   <pic:blipFill>
@@ -191,7 +885,7 @@
                   <pic:spPr>
                     <a:xfrm>
                       <a:off x="0" y="0"/>
-                      <a:ext cx="5731510" cy="3421380"/>
+                      <a:ext cx="5731510" cy="2868930"/>
                     </a:xfrm>
                     <a:prstGeom prst="rect">
                       <a:avLst/>
@@ -203,35 +897,121 @@
           </wp:inline>
         </w:drawing>
       </w:r>
-    </w:p>
-    <w:p>
-      <w:pPr>
-        <w:pStyle w:val="ListParagraph"/>
-        <w:numPr>
-          <w:ilvl w:val="0"/>
-          <w:numId w:val="1"/>
-        </w:numPr>
-        <w:bidi/>
-      </w:pPr>
-      <w:r>
-        <w:rPr>
-          <w:rFonts w:hint="cs"/>
+      <w:r>
+        <w:rPr>
+          <w:rFonts w:ascii="Calibri" w:hAnsi="Calibri" w:cs="Calibri" w:hint="cs"/>
+          <w:rtl/>
+        </w:rPr>
+        <w:t>هيبقي هنا كده انا بحدد المك</w:t>
+      </w:r>
+      <w:r>
+        <w:rPr>
+          <w:rFonts w:ascii="Calibri" w:hAnsi="Calibri" w:cs="Calibri" w:hint="cs"/>
+          <w:rtl/>
+        </w:rPr>
+        <w:t>ا</w:t>
+      </w:r>
+      <w:r>
+        <w:rPr>
+          <w:rFonts w:ascii="Calibri" w:hAnsi="Calibri" w:cs="Calibri" w:hint="cs"/>
+          <w:rtl/>
+        </w:rPr>
+        <w:t>ن اللي هتروحه (ي</w:t>
+      </w:r>
+      <w:r>
+        <w:rPr>
+          <w:rFonts w:ascii="Calibri" w:hAnsi="Calibri" w:cs="Calibri" w:hint="cs"/>
+          <w:rtl/>
+        </w:rPr>
+        <w:t xml:space="preserve">اما </w:t>
+      </w:r>
+      <w:r>
+        <w:rPr>
+          <w:rFonts w:ascii="Calibri" w:hAnsi="Calibri" w:cs="Calibri" w:hint="cs"/>
+          <w:rtl/>
+        </w:rPr>
+        <w:t xml:space="preserve">عم داود </w:t>
+      </w:r>
+      <w:r>
+        <w:rPr>
+          <w:rFonts w:ascii="Calibri" w:hAnsi="Calibri" w:cs="Calibri"/>
+          <w:rtl/>
+        </w:rPr>
+        <w:t>–</w:t>
+      </w:r>
+      <w:r>
+        <w:rPr>
+          <w:rFonts w:ascii="Calibri" w:hAnsi="Calibri" w:cs="Calibri" w:hint="cs"/>
+          <w:rtl/>
+        </w:rPr>
+        <w:t xml:space="preserve"> يا مصنع</w:t>
+      </w:r>
+      <w:r>
+        <w:rPr>
+          <w:rFonts w:ascii="Calibri" w:hAnsi="Calibri" w:cs="Calibri" w:hint="cs"/>
+          <w:rtl/>
+        </w:rPr>
+        <w:t>&lt;مصنع ليستة&gt;</w:t>
+      </w:r>
+      <w:r>
+        <w:rPr>
+          <w:rFonts w:ascii="Calibri" w:hAnsi="Calibri" w:cs="Calibri" w:hint="cs"/>
+          <w:rtl/>
+        </w:rPr>
+        <w:t>)</w:t>
+      </w:r>
+      <w:r>
+        <w:rPr>
+          <w:rFonts w:ascii="Calibri" w:hAnsi="Calibri" w:cs="Calibri" w:hint="cs"/>
+          <w:rtl/>
+        </w:rPr>
+        <w:t>.</w:t>
+      </w:r>
+    </w:p>
+    <w:p>
+      <w:pPr>
+        <w:pStyle w:val="ListParagraph"/>
+        <w:numPr>
+          <w:ilvl w:val="1"/>
+          <w:numId w:val="2"/>
+        </w:numPr>
+        <w:bidi/>
+        <w:rPr>
+          <w:rFonts w:ascii="Calibri" w:hAnsi="Calibri" w:cs="Calibri"/>
+        </w:rPr>
+      </w:pPr>
+      <w:r>
+        <w:rPr>
+          <w:rFonts w:ascii="Calibri" w:hAnsi="Calibri" w:cs="Calibri" w:hint="cs"/>
+          <w:rtl/>
+        </w:rPr>
+        <w:t xml:space="preserve">فيه تقارير شهرية لكل حاجة </w:t>
+      </w:r>
+    </w:p>
+    <w:p>
+      <w:pPr>
+        <w:pStyle w:val="ListParagraph"/>
+        <w:numPr>
+          <w:ilvl w:val="1"/>
+          <w:numId w:val="2"/>
+        </w:numPr>
+        <w:bidi/>
+        <w:rPr>
+          <w:rFonts w:ascii="Calibri" w:hAnsi="Calibri" w:cs="Calibri"/>
+        </w:rPr>
+      </w:pPr>
+      <w:r>
+        <w:rPr>
+          <w:rFonts w:ascii="Calibri" w:hAnsi="Calibri" w:cs="Calibri"/>
           <w:noProof/>
           <w:rtl/>
         </w:rPr>
-        <w:t xml:space="preserve">لغبطة بين عرض البيانات </w:t>
-      </w:r>
-      <w:r>
-        <w:rPr>
-          <w:rFonts w:cs="Arial"/>
-          <w:noProof/>
-          <w:rtl/>
-        </w:rPr>
+        <w:lastRenderedPageBreak/>
         <w:drawing>
-          <wp:inline distT="0" distB="0" distL="0" distR="0" wp14:anchorId="5AD37DCD" wp14:editId="11213983">
-            <wp:extent cx="5731510" cy="1232535"/>
-            <wp:effectExtent l="0" t="0" r="2540" b="5715"/>
-            <wp:docPr id="423202532" name="Picture 1"/>
+          <wp:inline distT="0" distB="0" distL="0" distR="0" wp14:anchorId="51D899D1" wp14:editId="01B18C1B">
+            <wp:extent cx="5731510" cy="3009265"/>
+            <wp:effectExtent l="0" t="0" r="2540" b="635"/>
+            <wp:docPr id="30713531" name="Picture 1"/>
             <wp:cNvGraphicFramePr>
               <a:graphicFrameLocks xmlns:a="http://schemas.openxmlformats.org/drawingml/2006/main" noChangeAspect="1"/>
             </wp:cNvGraphicFramePr>
@@ -239,7 +1019,7 @@
               <a:graphicData uri="http://schemas.openxmlformats.org/drawingml/2006/picture">
                 <pic:pic xmlns:pic="http://schemas.openxmlformats.org/drawingml/2006/picture">
                   <pic:nvPicPr>
-                    <pic:cNvPr id="423202532" name=""/>
+                    <pic:cNvPr id="30713531" name=""/>
                     <pic:cNvPicPr/>
                   </pic:nvPicPr>
                   <pic:blipFill>
@@ -251,7 +1031,7 @@
                   <pic:spPr>
                     <a:xfrm>
                       <a:off x="0" y="0"/>
-                      <a:ext cx="5731510" cy="1232535"/>
+                      <a:ext cx="5731510" cy="3009265"/>
                     </a:xfrm>
                     <a:prstGeom prst="rect">
                       <a:avLst/>
@@ -263,26 +1043,51 @@
           </wp:inline>
         </w:drawing>
       </w:r>
+      <w:r>
+        <w:rPr>
+          <w:rFonts w:ascii="Calibri" w:hAnsi="Calibri" w:cs="Calibri" w:hint="cs"/>
+          <w:rtl/>
+        </w:rPr>
+        <w:t xml:space="preserve">كمان في تسجيل خروج بسجل سعر خروج البضاعة لان سعر الخروج غير سعر الدخول </w:t>
+      </w:r>
     </w:p>
     <w:p>
       <w:pPr>
         <w:pStyle w:val="ListParagraph"/>
         <w:numPr>
           <w:ilvl w:val="0"/>
-          <w:numId w:val="1"/>
-        </w:numPr>
-        <w:bidi/>
-      </w:pPr>
-      <w:r>
-        <w:rPr>
-          <w:rFonts w:cs="Arial"/>
+          <w:numId w:val="2"/>
+        </w:numPr>
+        <w:bidi/>
+        <w:rPr>
+          <w:rFonts w:ascii="Calibri" w:hAnsi="Calibri" w:cs="Calibri"/>
+        </w:rPr>
+      </w:pPr>
+      <w:r>
+        <w:rPr>
+          <w:rFonts w:ascii="Calibri" w:hAnsi="Calibri" w:cs="Calibri" w:hint="cs"/>
+          <w:rtl/>
+        </w:rPr>
+        <w:t>تعديل</w:t>
+      </w:r>
+      <w:r>
+        <w:rPr>
+          <w:rFonts w:ascii="Calibri" w:hAnsi="Calibri" w:cs="Calibri" w:hint="cs"/>
+          <w:rtl/>
+        </w:rPr>
+        <w:t xml:space="preserve"> في الموردين </w:t>
+      </w:r>
+      <w:r>
+        <w:rPr>
+          <w:rFonts w:ascii="Calibri" w:hAnsi="Calibri" w:cs="Calibri"/>
+          <w:noProof/>
           <w:rtl/>
         </w:rPr>
         <w:drawing>
-          <wp:inline distT="0" distB="0" distL="0" distR="0" wp14:anchorId="59A2AF36" wp14:editId="0946DEC8">
-            <wp:extent cx="5731510" cy="1378585"/>
-            <wp:effectExtent l="0" t="0" r="2540" b="0"/>
-            <wp:docPr id="932400638" name="Picture 1"/>
+          <wp:inline distT="0" distB="0" distL="0" distR="0" wp14:anchorId="0A2BFB0E" wp14:editId="235B1CE6">
+            <wp:extent cx="5731510" cy="3009265"/>
+            <wp:effectExtent l="0" t="0" r="2540" b="635"/>
+            <wp:docPr id="890256171" name="Picture 1"/>
             <wp:cNvGraphicFramePr>
               <a:graphicFrameLocks xmlns:a="http://schemas.openxmlformats.org/drawingml/2006/main" noChangeAspect="1"/>
             </wp:cNvGraphicFramePr>
@@ -290,7 +1095,7 @@
               <a:graphicData uri="http://schemas.openxmlformats.org/drawingml/2006/picture">
                 <pic:pic xmlns:pic="http://schemas.openxmlformats.org/drawingml/2006/picture">
                   <pic:nvPicPr>
-                    <pic:cNvPr id="932400638" name=""/>
+                    <pic:cNvPr id="890256171" name=""/>
                     <pic:cNvPicPr/>
                   </pic:nvPicPr>
                   <pic:blipFill>
@@ -302,7 +1107,7 @@
                   <pic:spPr>
                     <a:xfrm>
                       <a:off x="0" y="0"/>
-                      <a:ext cx="5731510" cy="1378585"/>
+                      <a:ext cx="5731510" cy="3009265"/>
                     </a:xfrm>
                     <a:prstGeom prst="rect">
                       <a:avLst/>
@@ -314,6 +1119,243 @@
           </wp:inline>
         </w:drawing>
       </w:r>
+      <w:r>
+        <w:rPr>
+          <w:rFonts w:ascii="Calibri" w:hAnsi="Calibri" w:cs="Calibri" w:hint="cs"/>
+          <w:rtl/>
+        </w:rPr>
+        <w:t xml:space="preserve"> مفروض هنا عايز اشوف مين تبع مخزن</w:t>
+      </w:r>
+      <w:r>
+        <w:rPr>
+          <w:rFonts w:ascii="Calibri" w:hAnsi="Calibri" w:cs="Calibri" w:hint="cs"/>
+          <w:rtl/>
+        </w:rPr>
+        <w:t xml:space="preserve"> و مخزن ايه</w:t>
+      </w:r>
+      <w:r>
+        <w:rPr>
+          <w:rFonts w:ascii="Calibri" w:hAnsi="Calibri" w:cs="Calibri" w:hint="cs"/>
+          <w:rtl/>
+        </w:rPr>
+        <w:t xml:space="preserve"> و مين تبع عادي (يعني جدول و معموله فلتر بيظهر جنب اسم كل مور</w:t>
+      </w:r>
+      <w:r>
+        <w:rPr>
+          <w:rFonts w:ascii="Calibri" w:hAnsi="Calibri" w:cs="Calibri" w:hint="cs"/>
+          <w:rtl/>
+        </w:rPr>
+        <w:t>د)</w:t>
+      </w:r>
+    </w:p>
+    <w:p>
+      <w:pPr>
+        <w:pStyle w:val="ListParagraph"/>
+        <w:numPr>
+          <w:ilvl w:val="0"/>
+          <w:numId w:val="2"/>
+        </w:numPr>
+        <w:bidi/>
+        <w:rPr>
+          <w:rFonts w:ascii="Calibri" w:hAnsi="Calibri" w:cs="Calibri"/>
+        </w:rPr>
+      </w:pPr>
+      <w:r>
+        <w:rPr>
+          <w:rFonts w:ascii="Calibri" w:hAnsi="Calibri" w:cs="Calibri" w:hint="cs"/>
+          <w:rtl/>
+        </w:rPr>
+        <w:t>ء</w:t>
+      </w:r>
+    </w:p>
+    <w:p>
+      <w:pPr>
+        <w:bidi/>
+        <w:rPr>
+          <w:rFonts w:ascii="Calibri" w:hAnsi="Calibri" w:cs="Calibri"/>
+          <w:rtl/>
+        </w:rPr>
+      </w:pPr>
+    </w:p>
+    <w:p>
+      <w:pPr>
+        <w:bidi/>
+        <w:rPr>
+          <w:rFonts w:ascii="Calibri" w:hAnsi="Calibri" w:cs="Calibri"/>
+          <w:rtl/>
+        </w:rPr>
+      </w:pPr>
+      <w:r>
+        <w:rPr>
+          <w:rFonts w:ascii="Calibri" w:hAnsi="Calibri" w:cs="Calibri"/>
+        </w:rPr>
+        <w:pict w14:anchorId="737014D6">
+          <v:rect id="_x0000_i1026" style="width:0;height:1.5pt" o:hralign="center" o:hrstd="t" o:hr="t" fillcolor="#a0a0a0" stroked="f"/>
+        </w:pict>
+      </w:r>
+    </w:p>
+    <w:p>
+      <w:pPr>
+        <w:pStyle w:val="ListParagraph"/>
+        <w:numPr>
+          <w:ilvl w:val="0"/>
+          <w:numId w:val="3"/>
+        </w:numPr>
+        <w:bidi/>
+        <w:rPr>
+          <w:rFonts w:ascii="Calibri" w:hAnsi="Calibri" w:cs="Calibri"/>
+        </w:rPr>
+      </w:pPr>
+      <w:r>
+        <w:rPr>
+          <w:rFonts w:ascii="Calibri" w:hAnsi="Calibri" w:cs="Calibri" w:hint="cs"/>
+          <w:rtl/>
+        </w:rPr>
+        <w:t>اضافات جديدة قائمة معرفة رأس المال</w:t>
+      </w:r>
+      <w:r>
+        <w:rPr>
+          <w:rFonts w:ascii="Calibri" w:hAnsi="Calibri" w:cs="Calibri" w:hint="cs"/>
+          <w:rtl/>
+        </w:rPr>
+        <w:t xml:space="preserve"> (ميزان المراجعة)</w:t>
+      </w:r>
+      <w:r>
+        <w:rPr>
+          <w:rFonts w:ascii="Calibri" w:hAnsi="Calibri" w:cs="Calibri" w:hint="cs"/>
+          <w:rtl/>
+        </w:rPr>
+        <w:t>:</w:t>
+      </w:r>
+    </w:p>
+    <w:p>
+      <w:pPr>
+        <w:pStyle w:val="ListParagraph"/>
+        <w:numPr>
+          <w:ilvl w:val="1"/>
+          <w:numId w:val="3"/>
+        </w:numPr>
+        <w:bidi/>
+        <w:rPr>
+          <w:rFonts w:ascii="Calibri" w:hAnsi="Calibri" w:cs="Calibri"/>
+        </w:rPr>
+      </w:pPr>
+      <w:r>
+        <w:rPr>
+          <w:rFonts w:ascii="Calibri" w:hAnsi="Calibri" w:cs="Calibri" w:hint="cs"/>
+          <w:rtl/>
+        </w:rPr>
+        <w:t xml:space="preserve">دلوقتي </w:t>
+      </w:r>
+      <w:r>
+        <w:rPr>
+          <w:rFonts w:ascii="Calibri" w:hAnsi="Calibri" w:cs="Calibri" w:hint="cs"/>
+          <w:rtl/>
+        </w:rPr>
+        <w:t>هتبقي ماشية كالتالي</w:t>
+      </w:r>
+      <w:r>
+        <w:rPr>
+          <w:rFonts w:ascii="Calibri" w:hAnsi="Calibri" w:cs="Calibri" w:hint="cs"/>
+          <w:rtl/>
+        </w:rPr>
+        <w:t xml:space="preserve"> الفلوس اللي ليك عند المصانع و النقدية اللي معانا (بتجميعة كل شيكات محفظة و كل حاجة) و ال</w:t>
+      </w:r>
+      <w:r>
+        <w:rPr>
+          <w:rFonts w:ascii="Calibri" w:hAnsi="Calibri" w:cs="Calibri" w:hint="cs"/>
+          <w:rtl/>
+        </w:rPr>
+        <w:t>فلوس للي عليا للموردين (هيطلعلي مبلغ)</w:t>
+      </w:r>
+      <w:r>
+        <w:rPr>
+          <w:rFonts w:ascii="Calibri" w:hAnsi="Calibri" w:cs="Calibri" w:hint="cs"/>
+          <w:rtl/>
+        </w:rPr>
+        <w:t xml:space="preserve"> و المصاريف اللي صرفتها </w:t>
+      </w:r>
+    </w:p>
+    <w:p>
+      <w:pPr>
+        <w:pStyle w:val="ListParagraph"/>
+        <w:numPr>
+          <w:ilvl w:val="0"/>
+          <w:numId w:val="3"/>
+        </w:numPr>
+        <w:bidi/>
+        <w:rPr>
+          <w:rFonts w:ascii="Calibri" w:hAnsi="Calibri" w:cs="Calibri"/>
+        </w:rPr>
+      </w:pPr>
+      <w:r>
+        <w:rPr>
+          <w:rFonts w:ascii="Calibri" w:hAnsi="Calibri" w:cs="Calibri" w:hint="cs"/>
+          <w:rtl/>
+        </w:rPr>
+        <w:t xml:space="preserve">قائمة الربح لكل شحنة لوحدها </w:t>
+      </w:r>
+      <w:r>
+        <w:rPr>
+          <w:rFonts w:ascii="Calibri" w:hAnsi="Calibri" w:cs="Calibri" w:hint="cs"/>
+          <w:rtl/>
+        </w:rPr>
+        <w:t>و في اخر الشهر هيبقي الاجمالي لكل الشحنات</w:t>
+      </w:r>
+    </w:p>
+    <w:p>
+      <w:pPr>
+        <w:pStyle w:val="ListParagraph"/>
+        <w:numPr>
+          <w:ilvl w:val="0"/>
+          <w:numId w:val="3"/>
+        </w:numPr>
+        <w:bidi/>
+        <w:rPr>
+          <w:rFonts w:ascii="Calibri" w:hAnsi="Calibri" w:cs="Calibri"/>
+        </w:rPr>
+      </w:pPr>
+      <w:r>
+        <w:rPr>
+          <w:rFonts w:ascii="Calibri" w:hAnsi="Calibri" w:cs="Calibri" w:hint="cs"/>
+          <w:rtl/>
+        </w:rPr>
+        <w:lastRenderedPageBreak/>
+        <w:t>مصروفات بقي عامة للشركة :</w:t>
+      </w:r>
+    </w:p>
+    <w:p>
+      <w:pPr>
+        <w:pStyle w:val="ListParagraph"/>
+        <w:numPr>
+          <w:ilvl w:val="1"/>
+          <w:numId w:val="3"/>
+        </w:numPr>
+        <w:bidi/>
+        <w:rPr>
+          <w:rFonts w:ascii="Calibri" w:hAnsi="Calibri" w:cs="Calibri"/>
+        </w:rPr>
+      </w:pPr>
+      <w:r>
+        <w:rPr>
+          <w:rFonts w:ascii="Calibri" w:hAnsi="Calibri" w:cs="Calibri" w:hint="cs"/>
+          <w:rtl/>
+        </w:rPr>
+        <w:t>ايجارات و مرتبات و مصاريف عامة زي مصاريف للبنوك مصاريف مصاريف عموماً</w:t>
+      </w:r>
+    </w:p>
+    <w:p>
+      <w:pPr>
+        <w:pStyle w:val="ListParagraph"/>
+        <w:numPr>
+          <w:ilvl w:val="1"/>
+          <w:numId w:val="3"/>
+        </w:numPr>
+        <w:bidi/>
+        <w:rPr>
+          <w:rFonts w:ascii="Calibri" w:hAnsi="Calibri" w:cs="Calibri"/>
+        </w:rPr>
+      </w:pPr>
     </w:p>
     <w:sectPr>
       <w:pgSz w:w="11906" w:h="16838"/>
@@ -416,8 +1458,186 @@
       </w:pPr>
     </w:lvl>
   </w:abstractNum>
+  <w:abstractNum w:abstractNumId="1" w15:restartNumberingAfterBreak="0">
+    <w:nsid w:val="3E260ABA"/>
+    <w:multiLevelType w:val="hybridMultilevel"/>
+    <w:tmpl w:val="8C2ABA4A"/>
+    <w:lvl w:ilvl="0" w:tplc="0809000F">
+      <w:start w:val="1"/>
+      <w:numFmt w:val="decimal"/>
+      <w:lvlText w:val="%1."/>
+      <w:lvlJc w:val="left"/>
+      <w:pPr>
+        <w:ind w:left="720" w:hanging="360"/>
+      </w:pPr>
+    </w:lvl>
+    <w:lvl w:ilvl="1" w:tplc="08090019">
+      <w:start w:val="1"/>
+      <w:numFmt w:val="lowerLetter"/>
+      <w:lvlText w:val="%2."/>
+      <w:lvlJc w:val="left"/>
+      <w:pPr>
+        <w:ind w:left="1440" w:hanging="360"/>
+      </w:pPr>
+    </w:lvl>
+    <w:lvl w:ilvl="2" w:tplc="0809001B" w:tentative="1">
+      <w:start w:val="1"/>
+      <w:numFmt w:val="lowerRoman"/>
+      <w:lvlText w:val="%3."/>
+      <w:lvlJc w:val="right"/>
+      <w:pPr>
+        <w:ind w:left="2160" w:hanging="180"/>
+      </w:pPr>
+    </w:lvl>
+    <w:lvl w:ilvl="3" w:tplc="0809000F" w:tentative="1">
+      <w:start w:val="1"/>
+      <w:numFmt w:val="decimal"/>
+      <w:lvlText w:val="%4."/>
+      <w:lvlJc w:val="left"/>
+      <w:pPr>
+        <w:ind w:left="2880" w:hanging="360"/>
+      </w:pPr>
+    </w:lvl>
+    <w:lvl w:ilvl="4" w:tplc="08090019" w:tentative="1">
+      <w:start w:val="1"/>
+      <w:numFmt w:val="lowerLetter"/>
+      <w:lvlText w:val="%5."/>
+      <w:lvlJc w:val="left"/>
+      <w:pPr>
+        <w:ind w:left="3600" w:hanging="360"/>
+      </w:pPr>
+    </w:lvl>
+    <w:lvl w:ilvl="5" w:tplc="0809001B" w:tentative="1">
+      <w:start w:val="1"/>
+      <w:numFmt w:val="lowerRoman"/>
+      <w:lvlText w:val="%6."/>
+      <w:lvlJc w:val="right"/>
+      <w:pPr>
+        <w:ind w:left="4320" w:hanging="180"/>
+      </w:pPr>
+    </w:lvl>
+    <w:lvl w:ilvl="6" w:tplc="0809000F" w:tentative="1">
+      <w:start w:val="1"/>
+      <w:numFmt w:val="decimal"/>
+      <w:lvlText w:val="%7."/>
+      <w:lvlJc w:val="left"/>
+      <w:pPr>
+        <w:ind w:left="5040" w:hanging="360"/>
+      </w:pPr>
+    </w:lvl>
+    <w:lvl w:ilvl="7" w:tplc="08090019" w:tentative="1">
+      <w:start w:val="1"/>
+      <w:numFmt w:val="lowerLetter"/>
+      <w:lvlText w:val="%8."/>
+      <w:lvlJc w:val="left"/>
+      <w:pPr>
+        <w:ind w:left="5760" w:hanging="360"/>
+      </w:pPr>
+    </w:lvl>
+    <w:lvl w:ilvl="8" w:tplc="0809001B" w:tentative="1">
+      <w:start w:val="1"/>
+      <w:numFmt w:val="lowerRoman"/>
+      <w:lvlText w:val="%9."/>
+      <w:lvlJc w:val="right"/>
+      <w:pPr>
+        <w:ind w:left="6480" w:hanging="180"/>
+      </w:pPr>
+    </w:lvl>
+  </w:abstractNum>
+  <w:abstractNum w:abstractNumId="2" w15:restartNumberingAfterBreak="0">
+    <w:nsid w:val="4D6F5183"/>
+    <w:multiLevelType w:val="hybridMultilevel"/>
+    <w:tmpl w:val="C2D0611A"/>
+    <w:lvl w:ilvl="0" w:tplc="0809000F">
+      <w:start w:val="1"/>
+      <w:numFmt w:val="decimal"/>
+      <w:lvlText w:val="%1."/>
+      <w:lvlJc w:val="left"/>
+      <w:pPr>
+        <w:ind w:left="720" w:hanging="360"/>
+      </w:pPr>
+    </w:lvl>
+    <w:lvl w:ilvl="1" w:tplc="08090019">
+      <w:start w:val="1"/>
+      <w:numFmt w:val="lowerLetter"/>
+      <w:lvlText w:val="%2."/>
+      <w:lvlJc w:val="left"/>
+      <w:pPr>
+        <w:ind w:left="1440" w:hanging="360"/>
+      </w:pPr>
+    </w:lvl>
+    <w:lvl w:ilvl="2" w:tplc="0809001B" w:tentative="1">
+      <w:start w:val="1"/>
+      <w:numFmt w:val="lowerRoman"/>
+      <w:lvlText w:val="%3."/>
+      <w:lvlJc w:val="right"/>
+      <w:pPr>
+        <w:ind w:left="2160" w:hanging="180"/>
+      </w:pPr>
+    </w:lvl>
+    <w:lvl w:ilvl="3" w:tplc="0809000F" w:tentative="1">
+      <w:start w:val="1"/>
+      <w:numFmt w:val="decimal"/>
+      <w:lvlText w:val="%4."/>
+      <w:lvlJc w:val="left"/>
+      <w:pPr>
+        <w:ind w:left="2880" w:hanging="360"/>
+      </w:pPr>
+    </w:lvl>
+    <w:lvl w:ilvl="4" w:tplc="08090019" w:tentative="1">
+      <w:start w:val="1"/>
+      <w:numFmt w:val="lowerLetter"/>
+      <w:lvlText w:val="%5."/>
+      <w:lvlJc w:val="left"/>
+      <w:pPr>
+        <w:ind w:left="3600" w:hanging="360"/>
+      </w:pPr>
+    </w:lvl>
+    <w:lvl w:ilvl="5" w:tplc="0809001B" w:tentative="1">
+      <w:start w:val="1"/>
+      <w:numFmt w:val="lowerRoman"/>
+      <w:lvlText w:val="%6."/>
+      <w:lvlJc w:val="right"/>
+      <w:pPr>
+        <w:ind w:left="4320" w:hanging="180"/>
+      </w:pPr>
+    </w:lvl>
+    <w:lvl w:ilvl="6" w:tplc="0809000F" w:tentative="1">
+      <w:start w:val="1"/>
+      <w:numFmt w:val="decimal"/>
+      <w:lvlText w:val="%7."/>
+      <w:lvlJc w:val="left"/>
+      <w:pPr>
+        <w:ind w:left="5040" w:hanging="360"/>
+      </w:pPr>
+    </w:lvl>
+    <w:lvl w:ilvl="7" w:tplc="08090019" w:tentative="1">
+      <w:start w:val="1"/>
+      <w:numFmt w:val="lowerLetter"/>
+      <w:lvlText w:val="%8."/>
+      <w:lvlJc w:val="left"/>
+      <w:pPr>
+        <w:ind w:left="5760" w:hanging="360"/>
+      </w:pPr>
+    </w:lvl>
+    <w:lvl w:ilvl="8" w:tplc="0809001B" w:tentative="1">
+      <w:start w:val="1"/>
+      <w:numFmt w:val="lowerRoman"/>
+      <w:lvlText w:val="%9."/>
+      <w:lvlJc w:val="right"/>
+      <w:pPr>
+        <w:ind w:left="6480" w:hanging="180"/>
+      </w:pPr>
+    </w:lvl>
+  </w:abstractNum>
   <w:num w:numId="1" w16cid:durableId="150878395">
     <w:abstractNumId w:val="0"/>
+  </w:num>
+  <w:num w:numId="2" w16cid:durableId="1300570675">
+    <w:abstractNumId w:val="1"/>
+  </w:num>
+  <w:num w:numId="3" w16cid:durableId="2016809449">
+    <w:abstractNumId w:val="2"/>
   </w:num>
 </w:numbering>
 </file>

--- a/بعد التجربة -برنامج عم داود.docx
+++ b/بعد التجربة -برنامج عم داود.docx
@@ -20,7 +20,22 @@
           <w:rtl/>
           <w:lang w:bidi="ar-EG"/>
         </w:rPr>
-        <w:t>الارضيات: قائمة لوحدها مش بيتخصم منها حاجة غير لما عم داود بيدخل يخصم بنفسه او زود فلوس عليها او اي حاجة.</w:t>
+        <w:t>الارضيات: قائمة لوحدها مش بيتخصم منها حاجة غير لما عم داود بيدخل يخصم بنفسه او زود فلوس عليها او اي حاجة</w:t>
+      </w:r>
+      <w:r>
+        <w:rPr>
+          <w:rFonts w:ascii="Calibri" w:hAnsi="Calibri" w:cs="Calibri"/>
+          <w:lang w:bidi="ar-EG"/>
+        </w:rPr>
+        <w:t>+</w:t>
+      </w:r>
+      <w:r>
+        <w:rPr>
+          <w:rFonts w:ascii="Calibri" w:hAnsi="Calibri" w:cs="Calibri"/>
+          <w:rtl/>
+          <w:lang w:bidi="ar-EG"/>
+        </w:rPr>
+        <w:t>.</w:t>
       </w:r>
     </w:p>
     <w:p>

--- a/بعد التجربة -برنامج عم داود.docx
+++ b/بعد التجربة -برنامج عم داود.docx
@@ -20,22 +20,7 @@
           <w:rtl/>
           <w:lang w:bidi="ar-EG"/>
         </w:rPr>
-        <w:t>الارضيات: قائمة لوحدها مش بيتخصم منها حاجة غير لما عم داود بيدخل يخصم بنفسه او زود فلوس عليها او اي حاجة</w:t>
-      </w:r>
-      <w:r>
-        <w:rPr>
-          <w:rFonts w:ascii="Calibri" w:hAnsi="Calibri" w:cs="Calibri"/>
-          <w:lang w:bidi="ar-EG"/>
-        </w:rPr>
-        <w:t>+</w:t>
-      </w:r>
-      <w:r>
-        <w:rPr>
-          <w:rFonts w:ascii="Calibri" w:hAnsi="Calibri" w:cs="Calibri"/>
-          <w:rtl/>
-          <w:lang w:bidi="ar-EG"/>
-        </w:rPr>
-        <w:t>.</w:t>
+        <w:t>الارضيات: قائمة لوحدها مش بيتخصم منها حاجة غير لما عم داود بيدخل يخصم بنفسه او زود فلوس عليها او اي حاجة.</w:t>
       </w:r>
     </w:p>
     <w:p>
@@ -92,14 +77,28 @@
           <w:rFonts w:ascii="Calibri" w:hAnsi="Calibri" w:cs="Calibri"/>
           <w:rtl/>
         </w:rPr>
-        <w:t>حساب الخزنة</w:t>
-      </w:r>
-      <w:r>
-        <w:rPr>
-          <w:rFonts w:ascii="Calibri" w:hAnsi="Calibri" w:cs="Calibri"/>
-          <w:rtl/>
-        </w:rPr>
-        <w:t>.</w:t>
+        <w:t xml:space="preserve">اضافة العربية </w:t>
+      </w:r>
+      <w:r>
+        <w:rPr>
+          <w:rFonts w:ascii="Calibri" w:hAnsi="Calibri" w:cs="Calibri" w:hint="cs"/>
+          <w:rtl/>
+        </w:rPr>
+        <w:t xml:space="preserve">هيبقي </w:t>
+      </w:r>
+      <w:r>
+        <w:rPr>
+          <w:rFonts w:ascii="Calibri" w:hAnsi="Calibri" w:cs="Calibri"/>
+          <w:rtl/>
+        </w:rPr>
+        <w:t>ليها مصروفات تشغيل و صيانة واخري</w:t>
+      </w:r>
+      <w:r>
+        <w:rPr>
+          <w:rFonts w:ascii="Calibri" w:hAnsi="Calibri" w:cs="Calibri" w:hint="cs"/>
+          <w:rtl/>
+        </w:rPr>
+        <w:t>: العربية بتشتغل عادي شغل الطبيعي (اللي هي بتنقل نقلات في المنطقة)</w:t>
       </w:r>
     </w:p>
     <w:p>
@@ -119,7 +118,21 @@
           <w:rFonts w:ascii="Calibri" w:hAnsi="Calibri" w:cs="Calibri" w:hint="cs"/>
           <w:rtl/>
         </w:rPr>
-        <w:t>لما شكري يدفع لمورد يدفع من فلوس خزنة المخزن</w:t>
+        <w:t>الم</w:t>
+      </w:r>
+      <w:r>
+        <w:rPr>
+          <w:rFonts w:ascii="Calibri" w:hAnsi="Calibri" w:cs="Calibri" w:hint="cs"/>
+          <w:rtl/>
+        </w:rPr>
+        <w:t>كب</w:t>
+      </w:r>
+      <w:r>
+        <w:rPr>
+          <w:rFonts w:ascii="Calibri" w:hAnsi="Calibri" w:cs="Calibri" w:hint="cs"/>
+          <w:rtl/>
+        </w:rPr>
+        <w:t xml:space="preserve">س له صيانة وله تغير قطع غيار </w:t>
       </w:r>
     </w:p>
     <w:p>
@@ -134,34 +147,6 @@
           <w:rFonts w:ascii="Calibri" w:hAnsi="Calibri" w:cs="Calibri"/>
         </w:rPr>
       </w:pPr>
-      <w:r>
-        <w:rPr>
-          <w:rFonts w:ascii="Calibri" w:hAnsi="Calibri" w:cs="Calibri"/>
-          <w:rtl/>
-        </w:rPr>
-        <w:t xml:space="preserve">اضافة العربية </w:t>
-      </w:r>
-      <w:r>
-        <w:rPr>
-          <w:rFonts w:ascii="Calibri" w:hAnsi="Calibri" w:cs="Calibri" w:hint="cs"/>
-          <w:rtl/>
-        </w:rPr>
-        <w:t xml:space="preserve">هيبقي </w:t>
-      </w:r>
-      <w:r>
-        <w:rPr>
-          <w:rFonts w:ascii="Calibri" w:hAnsi="Calibri" w:cs="Calibri"/>
-          <w:rtl/>
-        </w:rPr>
-        <w:t>ليها مصروفات تشغيل و صيانة واخري</w:t>
-      </w:r>
-      <w:r>
-        <w:rPr>
-          <w:rFonts w:ascii="Calibri" w:hAnsi="Calibri" w:cs="Calibri" w:hint="cs"/>
-          <w:rtl/>
-        </w:rPr>
-        <w:t>: العربية بتشتغل عادي شغل الطبيعي (اللي هي بتنقل نقلات في المنطقة)</w:t>
-      </w:r>
     </w:p>
     <w:p>
       <w:pPr>
@@ -180,21 +165,7 @@
           <w:rFonts w:ascii="Calibri" w:hAnsi="Calibri" w:cs="Calibri" w:hint="cs"/>
           <w:rtl/>
         </w:rPr>
-        <w:t>الم</w:t>
-      </w:r>
-      <w:r>
-        <w:rPr>
-          <w:rFonts w:ascii="Calibri" w:hAnsi="Calibri" w:cs="Calibri" w:hint="cs"/>
-          <w:rtl/>
-        </w:rPr>
-        <w:t>كب</w:t>
-      </w:r>
-      <w:r>
-        <w:rPr>
-          <w:rFonts w:ascii="Calibri" w:hAnsi="Calibri" w:cs="Calibri" w:hint="cs"/>
-          <w:rtl/>
-        </w:rPr>
-        <w:t xml:space="preserve">س له صيانة وله تغير قطع غيار </w:t>
+        <w:t xml:space="preserve">حساب هيبقي المصاريف و مشتريات و حساب العمال و الحسابات للموردين </w:t>
       </w:r>
     </w:p>
     <w:p>
@@ -214,7 +185,7 @@
           <w:rFonts w:ascii="Calibri" w:hAnsi="Calibri" w:cs="Calibri" w:hint="cs"/>
           <w:rtl/>
         </w:rPr>
-        <w:t>خزنة لكل مخزن</w:t>
+        <w:t>نسرع البرنامج عشان بيهنج و بيتقل مرة واحدة</w:t>
       </w:r>
     </w:p>
     <w:p>
@@ -234,154 +205,6 @@
           <w:rFonts w:ascii="Calibri" w:hAnsi="Calibri" w:cs="Calibri" w:hint="cs"/>
           <w:rtl/>
         </w:rPr>
-        <w:t xml:space="preserve">مصروفات لكل مخزن </w:t>
-      </w:r>
-    </w:p>
-    <w:p>
-      <w:pPr>
-        <w:pStyle w:val="ListParagraph"/>
-        <w:numPr>
-          <w:ilvl w:val="0"/>
-          <w:numId w:val="1"/>
-        </w:numPr>
-        <w:bidi/>
-        <w:rPr>
-          <w:rFonts w:ascii="Calibri" w:hAnsi="Calibri" w:cs="Calibri"/>
-        </w:rPr>
-      </w:pPr>
-      <w:r>
-        <w:rPr>
-          <w:rFonts w:ascii="Calibri" w:hAnsi="Calibri" w:cs="Calibri" w:hint="cs"/>
-          <w:rtl/>
-        </w:rPr>
-        <w:t xml:space="preserve">نلغي العهدة و يبقي سحب من </w:t>
-      </w:r>
-      <w:r>
-        <w:rPr>
-          <w:rFonts w:ascii="Calibri" w:hAnsi="Calibri" w:cs="Calibri" w:hint="cs"/>
-          <w:rtl/>
-        </w:rPr>
-        <w:t xml:space="preserve">خزانة </w:t>
-      </w:r>
-      <w:r>
-        <w:rPr>
-          <w:rFonts w:ascii="Calibri" w:hAnsi="Calibri" w:cs="Calibri" w:hint="cs"/>
-          <w:rtl/>
-        </w:rPr>
-        <w:t xml:space="preserve">المخزن مباشرة </w:t>
-      </w:r>
-    </w:p>
-    <w:p>
-      <w:pPr>
-        <w:pStyle w:val="ListParagraph"/>
-        <w:numPr>
-          <w:ilvl w:val="0"/>
-          <w:numId w:val="1"/>
-        </w:numPr>
-        <w:bidi/>
-        <w:rPr>
-          <w:rFonts w:ascii="Calibri" w:hAnsi="Calibri" w:cs="Calibri"/>
-        </w:rPr>
-      </w:pPr>
-      <w:r>
-        <w:rPr>
-          <w:rFonts w:ascii="Calibri" w:hAnsi="Calibri" w:cs="Calibri" w:hint="cs"/>
-          <w:rtl/>
-        </w:rPr>
-        <w:t xml:space="preserve">حساب هيبقي المصاريف و مشتريات و حساب العمال و الحسابات للموردين </w:t>
-      </w:r>
-    </w:p>
-    <w:p>
-      <w:pPr>
-        <w:pStyle w:val="ListParagraph"/>
-        <w:numPr>
-          <w:ilvl w:val="0"/>
-          <w:numId w:val="1"/>
-        </w:numPr>
-        <w:bidi/>
-        <w:rPr>
-          <w:rFonts w:ascii="Calibri" w:hAnsi="Calibri" w:cs="Calibri"/>
-        </w:rPr>
-      </w:pPr>
-      <w:r>
-        <w:rPr>
-          <w:rFonts w:ascii="Calibri" w:hAnsi="Calibri" w:cs="Calibri" w:hint="cs"/>
-          <w:rtl/>
-        </w:rPr>
-        <w:t xml:space="preserve">تسجيل خروج شغل لمخزن </w:t>
-      </w:r>
-      <w:r>
-        <w:rPr>
-          <w:rFonts w:ascii="Calibri" w:hAnsi="Calibri" w:cs="Calibri" w:hint="cs"/>
-          <w:rtl/>
-        </w:rPr>
-        <w:t>(اضافة سعر و تكاليف و وزن) يعني مخزن شكري هيودي لمخزن محمد</w:t>
-      </w:r>
-    </w:p>
-    <w:p>
-      <w:pPr>
-        <w:pStyle w:val="ListParagraph"/>
-        <w:numPr>
-          <w:ilvl w:val="0"/>
-          <w:numId w:val="1"/>
-        </w:numPr>
-        <w:bidi/>
-        <w:rPr>
-          <w:rFonts w:ascii="Calibri" w:hAnsi="Calibri" w:cs="Calibri"/>
-        </w:rPr>
-      </w:pPr>
-      <w:r>
-        <w:rPr>
-          <w:rFonts w:ascii="Calibri" w:hAnsi="Calibri" w:cs="Calibri" w:hint="cs"/>
-          <w:rtl/>
-        </w:rPr>
-        <w:t>نسرع البرنامج عشان بيهنج و بيتقل مرة واحدة</w:t>
-      </w:r>
-    </w:p>
-    <w:p>
-      <w:pPr>
-        <w:pStyle w:val="ListParagraph"/>
-        <w:numPr>
-          <w:ilvl w:val="0"/>
-          <w:numId w:val="1"/>
-        </w:numPr>
-        <w:bidi/>
-        <w:rPr>
-          <w:rFonts w:ascii="Calibri" w:hAnsi="Calibri" w:cs="Calibri"/>
-        </w:rPr>
-      </w:pPr>
-      <w:r>
-        <w:rPr>
-          <w:rFonts w:ascii="Calibri" w:hAnsi="Calibri" w:cs="Calibri" w:hint="cs"/>
-          <w:rtl/>
-        </w:rPr>
-        <w:t xml:space="preserve">تسجيل خروج صنفين </w:t>
-      </w:r>
-      <w:r>
-        <w:rPr>
-          <w:rFonts w:ascii="Calibri" w:hAnsi="Calibri" w:cs="Calibri" w:hint="cs"/>
-          <w:rtl/>
-        </w:rPr>
-        <w:t xml:space="preserve"> اخرين جداد</w:t>
-      </w:r>
-    </w:p>
-    <w:p>
-      <w:pPr>
-        <w:pStyle w:val="ListParagraph"/>
-        <w:numPr>
-          <w:ilvl w:val="0"/>
-          <w:numId w:val="1"/>
-        </w:numPr>
-        <w:bidi/>
-        <w:rPr>
-          <w:rFonts w:ascii="Calibri" w:hAnsi="Calibri" w:cs="Calibri"/>
-        </w:rPr>
-      </w:pPr>
-      <w:r>
-        <w:rPr>
-          <w:rFonts w:ascii="Calibri" w:hAnsi="Calibri" w:cs="Calibri" w:hint="cs"/>
-          <w:rtl/>
-        </w:rPr>
         <w:t>في تسجيل دخول البضاعة هيبقي زجاجة و هيبقي فيه اخري (يضيف النوع في الملاحظات)</w:t>
       </w:r>
       <w:r>
@@ -390,53 +213,6 @@
           <w:rtl/>
         </w:rPr>
         <w:t xml:space="preserve"> ما عدا الشحنات</w:t>
-      </w:r>
-    </w:p>
-    <w:p>
-      <w:pPr>
-        <w:pStyle w:val="ListParagraph"/>
-        <w:numPr>
-          <w:ilvl w:val="0"/>
-          <w:numId w:val="1"/>
-        </w:numPr>
-        <w:bidi/>
-        <w:rPr>
-          <w:rFonts w:ascii="Calibri" w:hAnsi="Calibri" w:cs="Calibri"/>
-        </w:rPr>
-      </w:pPr>
-      <w:r>
-        <w:rPr>
-          <w:rFonts w:ascii="Calibri" w:hAnsi="Calibri" w:cs="Calibri" w:hint="cs"/>
-          <w:rtl/>
-        </w:rPr>
-        <w:t>الميزانية العامة للمخزن. (هبقي مسجل كل حاجة في المخزن زي الماكينات و البضاعة اللي موجودة الحالية قد ايه و الرصيد النقدي و هكذ</w:t>
-      </w:r>
-      <w:r>
-        <w:rPr>
-          <w:rFonts w:ascii="Calibri" w:hAnsi="Calibri" w:cs="Calibri" w:hint="cs"/>
-          <w:rtl/>
-        </w:rPr>
-        <w:t>)</w:t>
-      </w:r>
-    </w:p>
-    <w:p>
-      <w:pPr>
-        <w:pStyle w:val="ListParagraph"/>
-        <w:numPr>
-          <w:ilvl w:val="0"/>
-          <w:numId w:val="1"/>
-        </w:numPr>
-        <w:bidi/>
-        <w:rPr>
-          <w:rFonts w:ascii="Calibri" w:hAnsi="Calibri" w:cs="Calibri"/>
-        </w:rPr>
-      </w:pPr>
-      <w:r>
-        <w:rPr>
-          <w:rFonts w:ascii="Calibri" w:hAnsi="Calibri" w:cs="Calibri" w:hint="cs"/>
-          <w:rtl/>
-        </w:rPr>
-        <w:t>عايزين نضيف زر مسح لكل حاجة او تعديل لكل حاجة افرض مثلا عملت حاجة غلط او فيه تعديل في حاجة</w:t>
       </w:r>
     </w:p>
     <w:p>
@@ -872,15 +648,56 @@
       </w:pPr>
       <w:r>
         <w:rPr>
+          <w:rFonts w:ascii="Calibri" w:hAnsi="Calibri" w:cs="Calibri" w:hint="cs"/>
+          <w:rtl/>
+        </w:rPr>
+        <w:t xml:space="preserve">فيه تقارير شهرية لكل حاجة </w:t>
+      </w:r>
+      <w:r>
+        <w:rPr>
+          <w:rFonts w:ascii="Calibri" w:hAnsi="Calibri" w:cs="Calibri" w:hint="cs"/>
+          <w:rtl/>
+        </w:rPr>
+        <w:t xml:space="preserve"> </w:t>
+      </w:r>
+    </w:p>
+    <w:p>
+      <w:pPr>
+        <w:pStyle w:val="ListParagraph"/>
+        <w:numPr>
+          <w:ilvl w:val="0"/>
+          <w:numId w:val="2"/>
+        </w:numPr>
+        <w:bidi/>
+        <w:rPr>
+          <w:rFonts w:ascii="Calibri" w:hAnsi="Calibri" w:cs="Calibri"/>
+        </w:rPr>
+      </w:pPr>
+      <w:r>
+        <w:rPr>
+          <w:rFonts w:ascii="Calibri" w:hAnsi="Calibri" w:cs="Calibri" w:hint="cs"/>
+          <w:rtl/>
+        </w:rPr>
+        <w:t>تعديل</w:t>
+      </w:r>
+      <w:r>
+        <w:rPr>
+          <w:rFonts w:ascii="Calibri" w:hAnsi="Calibri" w:cs="Calibri" w:hint="cs"/>
+          <w:rtl/>
+        </w:rPr>
+        <w:t xml:space="preserve"> في الموردين </w:t>
+      </w:r>
+      <w:r>
+        <w:rPr>
           <w:rFonts w:ascii="Calibri" w:hAnsi="Calibri" w:cs="Calibri"/>
           <w:noProof/>
           <w:rtl/>
         </w:rPr>
         <w:drawing>
-          <wp:inline distT="0" distB="0" distL="0" distR="0" wp14:anchorId="691A74F0" wp14:editId="34E51F30">
-            <wp:extent cx="5731510" cy="2868930"/>
-            <wp:effectExtent l="0" t="0" r="2540" b="7620"/>
-            <wp:docPr id="1574713455" name="Picture 1"/>
+          <wp:inline distT="0" distB="0" distL="0" distR="0" wp14:anchorId="0A2BFB0E" wp14:editId="235B1CE6">
+            <wp:extent cx="5731510" cy="3009265"/>
+            <wp:effectExtent l="0" t="0" r="2540" b="635"/>
+            <wp:docPr id="890256171" name="Picture 1"/>
             <wp:cNvGraphicFramePr>
               <a:graphicFrameLocks xmlns:a="http://schemas.openxmlformats.org/drawingml/2006/main" noChangeAspect="1"/>
             </wp:cNvGraphicFramePr>
@@ -888,157 +705,11 @@
               <a:graphicData uri="http://schemas.openxmlformats.org/drawingml/2006/picture">
                 <pic:pic xmlns:pic="http://schemas.openxmlformats.org/drawingml/2006/picture">
                   <pic:nvPicPr>
-                    <pic:cNvPr id="1574713455" name=""/>
+                    <pic:cNvPr id="890256171" name=""/>
                     <pic:cNvPicPr/>
                   </pic:nvPicPr>
                   <pic:blipFill>
                     <a:blip r:embed="rId7"/>
-                    <a:stretch>
-                      <a:fillRect/>
-                    </a:stretch>
-                  </pic:blipFill>
-                  <pic:spPr>
-                    <a:xfrm>
-                      <a:off x="0" y="0"/>
-                      <a:ext cx="5731510" cy="2868930"/>
-                    </a:xfrm>
-                    <a:prstGeom prst="rect">
-                      <a:avLst/>
-                    </a:prstGeom>
-                  </pic:spPr>
-                </pic:pic>
-              </a:graphicData>
-            </a:graphic>
-          </wp:inline>
-        </w:drawing>
-      </w:r>
-      <w:r>
-        <w:rPr>
-          <w:rFonts w:ascii="Calibri" w:hAnsi="Calibri" w:cs="Calibri" w:hint="cs"/>
-          <w:rtl/>
-        </w:rPr>
-        <w:t>هيبقي هنا كده انا بحدد المك</w:t>
-      </w:r>
-      <w:r>
-        <w:rPr>
-          <w:rFonts w:ascii="Calibri" w:hAnsi="Calibri" w:cs="Calibri" w:hint="cs"/>
-          <w:rtl/>
-        </w:rPr>
-        <w:t>ا</w:t>
-      </w:r>
-      <w:r>
-        <w:rPr>
-          <w:rFonts w:ascii="Calibri" w:hAnsi="Calibri" w:cs="Calibri" w:hint="cs"/>
-          <w:rtl/>
-        </w:rPr>
-        <w:t>ن اللي هتروحه (ي</w:t>
-      </w:r>
-      <w:r>
-        <w:rPr>
-          <w:rFonts w:ascii="Calibri" w:hAnsi="Calibri" w:cs="Calibri" w:hint="cs"/>
-          <w:rtl/>
-        </w:rPr>
-        <w:t xml:space="preserve">اما </w:t>
-      </w:r>
-      <w:r>
-        <w:rPr>
-          <w:rFonts w:ascii="Calibri" w:hAnsi="Calibri" w:cs="Calibri" w:hint="cs"/>
-          <w:rtl/>
-        </w:rPr>
-        <w:t xml:space="preserve">عم داود </w:t>
-      </w:r>
-      <w:r>
-        <w:rPr>
-          <w:rFonts w:ascii="Calibri" w:hAnsi="Calibri" w:cs="Calibri"/>
-          <w:rtl/>
-        </w:rPr>
-        <w:t>–</w:t>
-      </w:r>
-      <w:r>
-        <w:rPr>
-          <w:rFonts w:ascii="Calibri" w:hAnsi="Calibri" w:cs="Calibri" w:hint="cs"/>
-          <w:rtl/>
-        </w:rPr>
-        <w:t xml:space="preserve"> يا مصنع</w:t>
-      </w:r>
-      <w:r>
-        <w:rPr>
-          <w:rFonts w:ascii="Calibri" w:hAnsi="Calibri" w:cs="Calibri" w:hint="cs"/>
-          <w:rtl/>
-        </w:rPr>
-        <w:t>&lt;مصنع ليستة&gt;</w:t>
-      </w:r>
-      <w:r>
-        <w:rPr>
-          <w:rFonts w:ascii="Calibri" w:hAnsi="Calibri" w:cs="Calibri" w:hint="cs"/>
-          <w:rtl/>
-        </w:rPr>
-        <w:t>)</w:t>
-      </w:r>
-      <w:r>
-        <w:rPr>
-          <w:rFonts w:ascii="Calibri" w:hAnsi="Calibri" w:cs="Calibri" w:hint="cs"/>
-          <w:rtl/>
-        </w:rPr>
-        <w:t>.</w:t>
-      </w:r>
-    </w:p>
-    <w:p>
-      <w:pPr>
-        <w:pStyle w:val="ListParagraph"/>
-        <w:numPr>
-          <w:ilvl w:val="1"/>
-          <w:numId w:val="2"/>
-        </w:numPr>
-        <w:bidi/>
-        <w:rPr>
-          <w:rFonts w:ascii="Calibri" w:hAnsi="Calibri" w:cs="Calibri"/>
-        </w:rPr>
-      </w:pPr>
-      <w:r>
-        <w:rPr>
-          <w:rFonts w:ascii="Calibri" w:hAnsi="Calibri" w:cs="Calibri" w:hint="cs"/>
-          <w:rtl/>
-        </w:rPr>
-        <w:t xml:space="preserve">فيه تقارير شهرية لكل حاجة </w:t>
-      </w:r>
-    </w:p>
-    <w:p>
-      <w:pPr>
-        <w:pStyle w:val="ListParagraph"/>
-        <w:numPr>
-          <w:ilvl w:val="1"/>
-          <w:numId w:val="2"/>
-        </w:numPr>
-        <w:bidi/>
-        <w:rPr>
-          <w:rFonts w:ascii="Calibri" w:hAnsi="Calibri" w:cs="Calibri"/>
-        </w:rPr>
-      </w:pPr>
-      <w:r>
-        <w:rPr>
-          <w:rFonts w:ascii="Calibri" w:hAnsi="Calibri" w:cs="Calibri"/>
-          <w:noProof/>
-          <w:rtl/>
-        </w:rPr>
-        <w:lastRenderedPageBreak/>
-        <w:drawing>
-          <wp:inline distT="0" distB="0" distL="0" distR="0" wp14:anchorId="51D899D1" wp14:editId="01B18C1B">
-            <wp:extent cx="5731510" cy="3009265"/>
-            <wp:effectExtent l="0" t="0" r="2540" b="635"/>
-            <wp:docPr id="30713531" name="Picture 1"/>
-            <wp:cNvGraphicFramePr>
-              <a:graphicFrameLocks xmlns:a="http://schemas.openxmlformats.org/drawingml/2006/main" noChangeAspect="1"/>
-            </wp:cNvGraphicFramePr>
-            <a:graphic xmlns:a="http://schemas.openxmlformats.org/drawingml/2006/main">
-              <a:graphicData uri="http://schemas.openxmlformats.org/drawingml/2006/picture">
-                <pic:pic xmlns:pic="http://schemas.openxmlformats.org/drawingml/2006/picture">
-                  <pic:nvPicPr>
-                    <pic:cNvPr id="30713531" name=""/>
-                    <pic:cNvPicPr/>
-                  </pic:nvPicPr>
-                  <pic:blipFill>
-                    <a:blip r:embed="rId8"/>
                     <a:stretch>
                       <a:fillRect/>
                     </a:stretch>
@@ -1063,82 +734,6 @@
           <w:rFonts w:ascii="Calibri" w:hAnsi="Calibri" w:cs="Calibri" w:hint="cs"/>
           <w:rtl/>
         </w:rPr>
-        <w:t xml:space="preserve">كمان في تسجيل خروج بسجل سعر خروج البضاعة لان سعر الخروج غير سعر الدخول </w:t>
-      </w:r>
-    </w:p>
-    <w:p>
-      <w:pPr>
-        <w:pStyle w:val="ListParagraph"/>
-        <w:numPr>
-          <w:ilvl w:val="0"/>
-          <w:numId w:val="2"/>
-        </w:numPr>
-        <w:bidi/>
-        <w:rPr>
-          <w:rFonts w:ascii="Calibri" w:hAnsi="Calibri" w:cs="Calibri"/>
-        </w:rPr>
-      </w:pPr>
-      <w:r>
-        <w:rPr>
-          <w:rFonts w:ascii="Calibri" w:hAnsi="Calibri" w:cs="Calibri" w:hint="cs"/>
-          <w:rtl/>
-        </w:rPr>
-        <w:t>تعديل</w:t>
-      </w:r>
-      <w:r>
-        <w:rPr>
-          <w:rFonts w:ascii="Calibri" w:hAnsi="Calibri" w:cs="Calibri" w:hint="cs"/>
-          <w:rtl/>
-        </w:rPr>
-        <w:t xml:space="preserve"> في الموردين </w:t>
-      </w:r>
-      <w:r>
-        <w:rPr>
-          <w:rFonts w:ascii="Calibri" w:hAnsi="Calibri" w:cs="Calibri"/>
-          <w:noProof/>
-          <w:rtl/>
-        </w:rPr>
-        <w:drawing>
-          <wp:inline distT="0" distB="0" distL="0" distR="0" wp14:anchorId="0A2BFB0E" wp14:editId="235B1CE6">
-            <wp:extent cx="5731510" cy="3009265"/>
-            <wp:effectExtent l="0" t="0" r="2540" b="635"/>
-            <wp:docPr id="890256171" name="Picture 1"/>
-            <wp:cNvGraphicFramePr>
-              <a:graphicFrameLocks xmlns:a="http://schemas.openxmlformats.org/drawingml/2006/main" noChangeAspect="1"/>
-            </wp:cNvGraphicFramePr>
-            <a:graphic xmlns:a="http://schemas.openxmlformats.org/drawingml/2006/main">
-              <a:graphicData uri="http://schemas.openxmlformats.org/drawingml/2006/picture">
-                <pic:pic xmlns:pic="http://schemas.openxmlformats.org/drawingml/2006/picture">
-                  <pic:nvPicPr>
-                    <pic:cNvPr id="890256171" name=""/>
-                    <pic:cNvPicPr/>
-                  </pic:nvPicPr>
-                  <pic:blipFill>
-                    <a:blip r:embed="rId9"/>
-                    <a:stretch>
-                      <a:fillRect/>
-                    </a:stretch>
-                  </pic:blipFill>
-                  <pic:spPr>
-                    <a:xfrm>
-                      <a:off x="0" y="0"/>
-                      <a:ext cx="5731510" cy="3009265"/>
-                    </a:xfrm>
-                    <a:prstGeom prst="rect">
-                      <a:avLst/>
-                    </a:prstGeom>
-                  </pic:spPr>
-                </pic:pic>
-              </a:graphicData>
-            </a:graphic>
-          </wp:inline>
-        </w:drawing>
-      </w:r>
-      <w:r>
-        <w:rPr>
-          <w:rFonts w:ascii="Calibri" w:hAnsi="Calibri" w:cs="Calibri" w:hint="cs"/>
-          <w:rtl/>
-        </w:rPr>
         <w:t xml:space="preserve"> مفروض هنا عايز اشوف مين تبع مخزن</w:t>
       </w:r>
       <w:r>
@@ -1260,6 +855,7 @@
           <w:rFonts w:ascii="Calibri" w:hAnsi="Calibri" w:cs="Calibri" w:hint="cs"/>
           <w:rtl/>
         </w:rPr>
+        <w:lastRenderedPageBreak/>
         <w:t xml:space="preserve">دلوقتي </w:t>
       </w:r>
       <w:r>
@@ -1335,7 +931,6 @@
           <w:rFonts w:ascii="Calibri" w:hAnsi="Calibri" w:cs="Calibri" w:hint="cs"/>
           <w:rtl/>
         </w:rPr>
-        <w:lastRenderedPageBreak/>
         <w:t>مصروفات بقي عامة للشركة :</w:t>
       </w:r>
     </w:p>
@@ -1400,7 +995,7 @@
         <w:rFonts w:hint="default"/>
       </w:rPr>
     </w:lvl>
-    <w:lvl w:ilvl="1" w:tplc="08090019" w:tentative="1">
+    <w:lvl w:ilvl="1" w:tplc="08090019">
       <w:start w:val="1"/>
       <w:numFmt w:val="lowerLetter"/>
       <w:lvlText w:val="%2."/>

--- a/بعد التجربة -برنامج عم داود.docx
+++ b/بعد التجربة -برنامج عم داود.docx
@@ -956,10 +956,227 @@
     </w:p>
     <w:p>
       <w:pPr>
-        <w:pStyle w:val="ListParagraph"/>
-        <w:numPr>
-          <w:ilvl w:val="1"/>
-          <w:numId w:val="3"/>
+        <w:bidi/>
+        <w:rPr>
+          <w:rFonts w:ascii="Calibri" w:hAnsi="Calibri" w:cs="Calibri"/>
+          <w:rtl/>
+        </w:rPr>
+      </w:pPr>
+    </w:p>
+    <w:p>
+      <w:pPr>
+        <w:bidi/>
+        <w:rPr>
+          <w:rFonts w:ascii="Calibri" w:hAnsi="Calibri" w:cs="Calibri"/>
+          <w:rtl/>
+        </w:rPr>
+      </w:pPr>
+    </w:p>
+    <w:p>
+      <w:pPr>
+        <w:bidi/>
+        <w:rPr>
+          <w:rFonts w:ascii="Calibri" w:hAnsi="Calibri" w:cs="Calibri"/>
+          <w:rtl/>
+        </w:rPr>
+      </w:pPr>
+      <w:r>
+        <w:rPr>
+          <w:rFonts w:ascii="Calibri" w:hAnsi="Calibri" w:cs="Calibri"/>
+        </w:rPr>
+        <w:pict w14:anchorId="6FA0DD44">
+          <v:rect id="_x0000_i1027" style="width:0;height:1.5pt" o:hralign="center" o:hrstd="t" o:hr="t" fillcolor="#a0a0a0" stroked="f"/>
+        </w:pict>
+      </w:r>
+    </w:p>
+    <w:p>
+      <w:pPr>
+        <w:bidi/>
+        <w:rPr>
+          <w:rFonts w:ascii="Calibri" w:hAnsi="Calibri" w:cs="Calibri"/>
+          <w:rtl/>
+        </w:rPr>
+      </w:pPr>
+      <w:r>
+        <w:rPr>
+          <w:rFonts w:ascii="Calibri" w:hAnsi="Calibri" w:cs="Calibri" w:hint="cs"/>
+          <w:rtl/>
+        </w:rPr>
+        <w:t>تعديلات بعد تسل</w:t>
+      </w:r>
+      <w:r>
+        <w:rPr>
+          <w:rFonts w:ascii="Calibri" w:hAnsi="Calibri" w:cs="Calibri" w:hint="cs"/>
+          <w:rtl/>
+        </w:rPr>
+        <w:t>ي</w:t>
+      </w:r>
+      <w:r>
+        <w:rPr>
+          <w:rFonts w:ascii="Calibri" w:hAnsi="Calibri" w:cs="Calibri" w:hint="cs"/>
+          <w:rtl/>
+        </w:rPr>
+        <w:t>مي يوم الاربعاء 9/9:</w:t>
+      </w:r>
+    </w:p>
+    <w:p>
+      <w:pPr>
+        <w:pStyle w:val="ListParagraph"/>
+        <w:numPr>
+          <w:ilvl w:val="0"/>
+          <w:numId w:val="4"/>
+        </w:numPr>
+        <w:bidi/>
+        <w:rPr>
+          <w:rFonts w:ascii="Calibri" w:hAnsi="Calibri" w:cs="Calibri"/>
+        </w:rPr>
+      </w:pPr>
+      <w:r>
+        <w:rPr>
+          <w:rFonts w:ascii="Calibri" w:hAnsi="Calibri" w:cs="Calibri" w:hint="cs"/>
+          <w:rtl/>
+        </w:rPr>
+        <w:t xml:space="preserve">نسبة الخصم دائماً تبقي </w:t>
+      </w:r>
+      <w:r>
+        <w:rPr>
+          <w:rFonts w:ascii="Calibri" w:hAnsi="Calibri" w:cs="Calibri"/>
+        </w:rPr>
+        <w:t xml:space="preserve"> </w:t>
+      </w:r>
+      <w:r>
+        <w:rPr>
+          <w:rFonts w:ascii="Calibri" w:hAnsi="Calibri" w:cs="Calibri" w:hint="cs"/>
+          <w:rtl/>
+          <w:lang w:bidi="ar-EG"/>
+        </w:rPr>
+        <w:t>مئوية</w:t>
+      </w:r>
+    </w:p>
+    <w:p>
+      <w:pPr>
+        <w:pStyle w:val="ListParagraph"/>
+        <w:numPr>
+          <w:ilvl w:val="0"/>
+          <w:numId w:val="4"/>
+        </w:numPr>
+        <w:bidi/>
+        <w:rPr>
+          <w:rFonts w:ascii="Calibri" w:hAnsi="Calibri" w:cs="Calibri"/>
+        </w:rPr>
+      </w:pPr>
+      <w:r>
+        <w:rPr>
+          <w:rFonts w:ascii="Calibri" w:hAnsi="Calibri" w:cs="Calibri" w:hint="cs"/>
+          <w:rtl/>
+          <w:lang w:bidi="ar-EG"/>
+        </w:rPr>
+        <w:t>الشحنة مبقتش بتسمع في</w:t>
+      </w:r>
+      <w:r>
+        <w:rPr>
+          <w:rFonts w:ascii="Calibri" w:hAnsi="Calibri" w:cs="Calibri" w:hint="cs"/>
+          <w:rtl/>
+          <w:lang w:bidi="ar-EG"/>
+        </w:rPr>
+        <w:t xml:space="preserve"> حساب</w:t>
+      </w:r>
+      <w:r>
+        <w:rPr>
+          <w:rFonts w:ascii="Calibri" w:hAnsi="Calibri" w:cs="Calibri" w:hint="cs"/>
+          <w:rtl/>
+          <w:lang w:bidi="ar-EG"/>
+        </w:rPr>
+        <w:t xml:space="preserve"> المصنع</w:t>
+      </w:r>
+    </w:p>
+    <w:p>
+      <w:pPr>
+        <w:pStyle w:val="ListParagraph"/>
+        <w:numPr>
+          <w:ilvl w:val="0"/>
+          <w:numId w:val="4"/>
+        </w:numPr>
+        <w:bidi/>
+        <w:rPr>
+          <w:rFonts w:ascii="Calibri" w:hAnsi="Calibri" w:cs="Calibri"/>
+        </w:rPr>
+      </w:pPr>
+      <w:r>
+        <w:rPr>
+          <w:rFonts w:ascii="Calibri" w:hAnsi="Calibri" w:cs="Calibri" w:hint="cs"/>
+          <w:rtl/>
+        </w:rPr>
+        <w:t xml:space="preserve">عايزين نمسح دي </w:t>
+      </w:r>
+      <w:r>
+        <w:rPr>
+          <w:rFonts w:ascii="Calibri" w:hAnsi="Calibri" w:cs="Calibri"/>
+          <w:rtl/>
+        </w:rPr>
+        <w:drawing>
+          <wp:inline distT="0" distB="0" distL="0" distR="0" wp14:anchorId="4C33B866" wp14:editId="7736066E">
+            <wp:extent cx="3305636" cy="5010849"/>
+            <wp:effectExtent l="0" t="0" r="9525" b="0"/>
+            <wp:docPr id="1151336334" name="Picture 1"/>
+            <wp:cNvGraphicFramePr>
+              <a:graphicFrameLocks xmlns:a="http://schemas.openxmlformats.org/drawingml/2006/main" noChangeAspect="1"/>
+            </wp:cNvGraphicFramePr>
+            <a:graphic xmlns:a="http://schemas.openxmlformats.org/drawingml/2006/main">
+              <a:graphicData uri="http://schemas.openxmlformats.org/drawingml/2006/picture">
+                <pic:pic xmlns:pic="http://schemas.openxmlformats.org/drawingml/2006/picture">
+                  <pic:nvPicPr>
+                    <pic:cNvPr id="1151336334" name=""/>
+                    <pic:cNvPicPr/>
+                  </pic:nvPicPr>
+                  <pic:blipFill>
+                    <a:blip r:embed="rId8"/>
+                    <a:stretch>
+                      <a:fillRect/>
+                    </a:stretch>
+                  </pic:blipFill>
+                  <pic:spPr>
+                    <a:xfrm>
+                      <a:off x="0" y="0"/>
+                      <a:ext cx="3305636" cy="5010849"/>
+                    </a:xfrm>
+                    <a:prstGeom prst="rect">
+                      <a:avLst/>
+                    </a:prstGeom>
+                  </pic:spPr>
+                </pic:pic>
+              </a:graphicData>
+            </a:graphic>
+          </wp:inline>
+        </w:drawing>
+      </w:r>
+    </w:p>
+    <w:p>
+      <w:pPr>
+        <w:pStyle w:val="ListParagraph"/>
+        <w:numPr>
+          <w:ilvl w:val="0"/>
+          <w:numId w:val="4"/>
+        </w:numPr>
+        <w:bidi/>
+        <w:rPr>
+          <w:rFonts w:ascii="Calibri" w:hAnsi="Calibri" w:cs="Calibri"/>
+        </w:rPr>
+      </w:pPr>
+      <w:r>
+        <w:rPr>
+          <w:rFonts w:ascii="Calibri" w:hAnsi="Calibri" w:cs="Calibri" w:hint="cs"/>
+          <w:rtl/>
+        </w:rPr>
+        <w:t>موردين المخازن ميظهروش في ثائمة الموردين اللي بتظهر و انا بختار المورد اللي هيعمل شحنة</w:t>
+      </w:r>
+    </w:p>
+    <w:p>
+      <w:pPr>
+        <w:pStyle w:val="ListParagraph"/>
+        <w:numPr>
+          <w:ilvl w:val="0"/>
+          <w:numId w:val="4"/>
         </w:numPr>
         <w:bidi/>
         <w:rPr>
@@ -1240,6 +1457,119 @@
       </w:pPr>
     </w:lvl>
   </w:abstractNum>
+  <w:abstractNum w:abstractNumId="3" w15:restartNumberingAfterBreak="0">
+    <w:nsid w:val="58796012"/>
+    <w:multiLevelType w:val="hybridMultilevel"/>
+    <w:tmpl w:val="B3927E30"/>
+    <w:lvl w:ilvl="0" w:tplc="08090001">
+      <w:start w:val="1"/>
+      <w:numFmt w:val="bullet"/>
+      <w:lvlText w:val=""/>
+      <w:lvlJc w:val="left"/>
+      <w:pPr>
+        <w:ind w:left="1444" w:hanging="360"/>
+      </w:pPr>
+      <w:rPr>
+        <w:rFonts w:ascii="Symbol" w:hAnsi="Symbol" w:hint="default"/>
+      </w:rPr>
+    </w:lvl>
+    <w:lvl w:ilvl="1" w:tplc="08090003" w:tentative="1">
+      <w:start w:val="1"/>
+      <w:numFmt w:val="bullet"/>
+      <w:lvlText w:val="o"/>
+      <w:lvlJc w:val="left"/>
+      <w:pPr>
+        <w:ind w:left="2164" w:hanging="360"/>
+      </w:pPr>
+      <w:rPr>
+        <w:rFonts w:ascii="Courier New" w:hAnsi="Courier New" w:cs="Courier New" w:hint="default"/>
+      </w:rPr>
+    </w:lvl>
+    <w:lvl w:ilvl="2" w:tplc="08090005" w:tentative="1">
+      <w:start w:val="1"/>
+      <w:numFmt w:val="bullet"/>
+      <w:lvlText w:val=""/>
+      <w:lvlJc w:val="left"/>
+      <w:pPr>
+        <w:ind w:left="2884" w:hanging="360"/>
+      </w:pPr>
+      <w:rPr>
+        <w:rFonts w:ascii="Wingdings" w:hAnsi="Wingdings" w:hint="default"/>
+      </w:rPr>
+    </w:lvl>
+    <w:lvl w:ilvl="3" w:tplc="08090001" w:tentative="1">
+      <w:start w:val="1"/>
+      <w:numFmt w:val="bullet"/>
+      <w:lvlText w:val=""/>
+      <w:lvlJc w:val="left"/>
+      <w:pPr>
+        <w:ind w:left="3604" w:hanging="360"/>
+      </w:pPr>
+      <w:rPr>
+        <w:rFonts w:ascii="Symbol" w:hAnsi="Symbol" w:hint="default"/>
+      </w:rPr>
+    </w:lvl>
+    <w:lvl w:ilvl="4" w:tplc="08090003" w:tentative="1">
+      <w:start w:val="1"/>
+      <w:numFmt w:val="bullet"/>
+      <w:lvlText w:val="o"/>
+      <w:lvlJc w:val="left"/>
+      <w:pPr>
+        <w:ind w:left="4324" w:hanging="360"/>
+      </w:pPr>
+      <w:rPr>
+        <w:rFonts w:ascii="Courier New" w:hAnsi="Courier New" w:cs="Courier New" w:hint="default"/>
+      </w:rPr>
+    </w:lvl>
+    <w:lvl w:ilvl="5" w:tplc="08090005" w:tentative="1">
+      <w:start w:val="1"/>
+      <w:numFmt w:val="bullet"/>
+      <w:lvlText w:val=""/>
+      <w:lvlJc w:val="left"/>
+      <w:pPr>
+        <w:ind w:left="5044" w:hanging="360"/>
+      </w:pPr>
+      <w:rPr>
+        <w:rFonts w:ascii="Wingdings" w:hAnsi="Wingdings" w:hint="default"/>
+      </w:rPr>
+    </w:lvl>
+    <w:lvl w:ilvl="6" w:tplc="08090001" w:tentative="1">
+      <w:start w:val="1"/>
+      <w:numFmt w:val="bullet"/>
+      <w:lvlText w:val=""/>
+      <w:lvlJc w:val="left"/>
+      <w:pPr>
+        <w:ind w:left="5764" w:hanging="360"/>
+      </w:pPr>
+      <w:rPr>
+        <w:rFonts w:ascii="Symbol" w:hAnsi="Symbol" w:hint="default"/>
+      </w:rPr>
+    </w:lvl>
+    <w:lvl w:ilvl="7" w:tplc="08090003" w:tentative="1">
+      <w:start w:val="1"/>
+      <w:numFmt w:val="bullet"/>
+      <w:lvlText w:val="o"/>
+      <w:lvlJc w:val="left"/>
+      <w:pPr>
+        <w:ind w:left="6484" w:hanging="360"/>
+      </w:pPr>
+      <w:rPr>
+        <w:rFonts w:ascii="Courier New" w:hAnsi="Courier New" w:cs="Courier New" w:hint="default"/>
+      </w:rPr>
+    </w:lvl>
+    <w:lvl w:ilvl="8" w:tplc="08090005" w:tentative="1">
+      <w:start w:val="1"/>
+      <w:numFmt w:val="bullet"/>
+      <w:lvlText w:val=""/>
+      <w:lvlJc w:val="left"/>
+      <w:pPr>
+        <w:ind w:left="7204" w:hanging="360"/>
+      </w:pPr>
+      <w:rPr>
+        <w:rFonts w:ascii="Wingdings" w:hAnsi="Wingdings" w:hint="default"/>
+      </w:rPr>
+    </w:lvl>
+  </w:abstractNum>
   <w:num w:numId="1" w16cid:durableId="150878395">
     <w:abstractNumId w:val="0"/>
   </w:num>
@@ -1248,6 +1578,9 @@
   </w:num>
   <w:num w:numId="3" w16cid:durableId="2016809449">
     <w:abstractNumId w:val="2"/>
+  </w:num>
+  <w:num w:numId="4" w16cid:durableId="747582859">
+    <w:abstractNumId w:val="3"/>
   </w:num>
 </w:numbering>
 </file>

--- a/بعد التجربة -برنامج عم داود.docx
+++ b/بعد التجربة -برنامج عم داود.docx
@@ -1031,27 +1031,6 @@
           <w:rFonts w:ascii="Calibri" w:hAnsi="Calibri" w:cs="Calibri"/>
         </w:rPr>
       </w:pPr>
-      <w:r>
-        <w:rPr>
-          <w:rFonts w:ascii="Calibri" w:hAnsi="Calibri" w:cs="Calibri" w:hint="cs"/>
-          <w:rtl/>
-        </w:rPr>
-        <w:t xml:space="preserve">نسبة الخصم دائماً تبقي </w:t>
-      </w:r>
-      <w:r>
-        <w:rPr>
-          <w:rFonts w:ascii="Calibri" w:hAnsi="Calibri" w:cs="Calibri"/>
-        </w:rPr>
-        <w:t xml:space="preserve"> </w:t>
-      </w:r>
-      <w:r>
-        <w:rPr>
-          <w:rFonts w:ascii="Calibri" w:hAnsi="Calibri" w:cs="Calibri" w:hint="cs"/>
-          <w:rtl/>
-          <w:lang w:bidi="ar-EG"/>
-        </w:rPr>
-        <w:t>مئوية</w:t>
-      </w:r>
     </w:p>
     <w:p>
       <w:pPr>
@@ -1112,6 +1091,7 @@
       <w:r>
         <w:rPr>
           <w:rFonts w:ascii="Calibri" w:hAnsi="Calibri" w:cs="Calibri"/>
+          <w:noProof/>
           <w:rtl/>
         </w:rPr>
         <w:drawing>

--- a/بعد التجربة -برنامج عم داود.docx
+++ b/بعد التجربة -برنامج عم داود.docx
@@ -555,69 +555,6 @@
       <w:pPr>
         <w:pStyle w:val="ListParagraph"/>
         <w:numPr>
-          <w:ilvl w:val="1"/>
-          <w:numId w:val="2"/>
-        </w:numPr>
-        <w:bidi/>
-        <w:rPr>
-          <w:rFonts w:ascii="Calibri" w:hAnsi="Calibri" w:cs="Calibri"/>
-        </w:rPr>
-      </w:pPr>
-      <w:r>
-        <w:rPr>
-          <w:rFonts w:ascii="Calibri" w:hAnsi="Calibri" w:cs="Calibri"/>
-          <w:noProof/>
-          <w:rtl/>
-        </w:rPr>
-        <w:lastRenderedPageBreak/>
-        <w:drawing>
-          <wp:inline distT="0" distB="0" distL="0" distR="0" wp14:anchorId="77C45082" wp14:editId="65345C08">
-            <wp:extent cx="5731510" cy="3009265"/>
-            <wp:effectExtent l="0" t="0" r="2540" b="635"/>
-            <wp:docPr id="903838412" name="Picture 1"/>
-            <wp:cNvGraphicFramePr>
-              <a:graphicFrameLocks xmlns:a="http://schemas.openxmlformats.org/drawingml/2006/main" noChangeAspect="1"/>
-            </wp:cNvGraphicFramePr>
-            <a:graphic xmlns:a="http://schemas.openxmlformats.org/drawingml/2006/main">
-              <a:graphicData uri="http://schemas.openxmlformats.org/drawingml/2006/picture">
-                <pic:pic xmlns:pic="http://schemas.openxmlformats.org/drawingml/2006/picture">
-                  <pic:nvPicPr>
-                    <pic:cNvPr id="903838412" name=""/>
-                    <pic:cNvPicPr/>
-                  </pic:nvPicPr>
-                  <pic:blipFill>
-                    <a:blip r:embed="rId6"/>
-                    <a:stretch>
-                      <a:fillRect/>
-                    </a:stretch>
-                  </pic:blipFill>
-                  <pic:spPr>
-                    <a:xfrm>
-                      <a:off x="0" y="0"/>
-                      <a:ext cx="5731510" cy="3009265"/>
-                    </a:xfrm>
-                    <a:prstGeom prst="rect">
-                      <a:avLst/>
-                    </a:prstGeom>
-                  </pic:spPr>
-                </pic:pic>
-              </a:graphicData>
-            </a:graphic>
-          </wp:inline>
-        </w:drawing>
-      </w:r>
-      <w:r>
-        <w:rPr>
-          <w:rFonts w:ascii="Calibri" w:hAnsi="Calibri" w:cs="Calibri" w:hint="cs"/>
-          <w:rtl/>
-        </w:rPr>
-        <w:t xml:space="preserve">هنا مفروض يعرض قائمة الموردين الكبار اللي مش مربوطين بمخزن </w:t>
-      </w:r>
-    </w:p>
-    <w:p>
-      <w:pPr>
-        <w:pStyle w:val="ListParagraph"/>
-        <w:numPr>
           <w:ilvl w:val="0"/>
           <w:numId w:val="2"/>
         </w:numPr>
@@ -663,123 +600,6 @@
     </w:p>
     <w:p>
       <w:pPr>
-        <w:pStyle w:val="ListParagraph"/>
-        <w:numPr>
-          <w:ilvl w:val="0"/>
-          <w:numId w:val="2"/>
-        </w:numPr>
-        <w:bidi/>
-        <w:rPr>
-          <w:rFonts w:ascii="Calibri" w:hAnsi="Calibri" w:cs="Calibri"/>
-        </w:rPr>
-      </w:pPr>
-      <w:r>
-        <w:rPr>
-          <w:rFonts w:ascii="Calibri" w:hAnsi="Calibri" w:cs="Calibri" w:hint="cs"/>
-          <w:rtl/>
-        </w:rPr>
-        <w:t>تعديل</w:t>
-      </w:r>
-      <w:r>
-        <w:rPr>
-          <w:rFonts w:ascii="Calibri" w:hAnsi="Calibri" w:cs="Calibri" w:hint="cs"/>
-          <w:rtl/>
-        </w:rPr>
-        <w:t xml:space="preserve"> في الموردين </w:t>
-      </w:r>
-      <w:r>
-        <w:rPr>
-          <w:rFonts w:ascii="Calibri" w:hAnsi="Calibri" w:cs="Calibri"/>
-          <w:noProof/>
-          <w:rtl/>
-        </w:rPr>
-        <w:drawing>
-          <wp:inline distT="0" distB="0" distL="0" distR="0" wp14:anchorId="0A2BFB0E" wp14:editId="235B1CE6">
-            <wp:extent cx="5731510" cy="3009265"/>
-            <wp:effectExtent l="0" t="0" r="2540" b="635"/>
-            <wp:docPr id="890256171" name="Picture 1"/>
-            <wp:cNvGraphicFramePr>
-              <a:graphicFrameLocks xmlns:a="http://schemas.openxmlformats.org/drawingml/2006/main" noChangeAspect="1"/>
-            </wp:cNvGraphicFramePr>
-            <a:graphic xmlns:a="http://schemas.openxmlformats.org/drawingml/2006/main">
-              <a:graphicData uri="http://schemas.openxmlformats.org/drawingml/2006/picture">
-                <pic:pic xmlns:pic="http://schemas.openxmlformats.org/drawingml/2006/picture">
-                  <pic:nvPicPr>
-                    <pic:cNvPr id="890256171" name=""/>
-                    <pic:cNvPicPr/>
-                  </pic:nvPicPr>
-                  <pic:blipFill>
-                    <a:blip r:embed="rId7"/>
-                    <a:stretch>
-                      <a:fillRect/>
-                    </a:stretch>
-                  </pic:blipFill>
-                  <pic:spPr>
-                    <a:xfrm>
-                      <a:off x="0" y="0"/>
-                      <a:ext cx="5731510" cy="3009265"/>
-                    </a:xfrm>
-                    <a:prstGeom prst="rect">
-                      <a:avLst/>
-                    </a:prstGeom>
-                  </pic:spPr>
-                </pic:pic>
-              </a:graphicData>
-            </a:graphic>
-          </wp:inline>
-        </w:drawing>
-      </w:r>
-      <w:r>
-        <w:rPr>
-          <w:rFonts w:ascii="Calibri" w:hAnsi="Calibri" w:cs="Calibri" w:hint="cs"/>
-          <w:rtl/>
-        </w:rPr>
-        <w:t xml:space="preserve"> مفروض هنا عايز اشوف مين تبع مخزن</w:t>
-      </w:r>
-      <w:r>
-        <w:rPr>
-          <w:rFonts w:ascii="Calibri" w:hAnsi="Calibri" w:cs="Calibri" w:hint="cs"/>
-          <w:rtl/>
-        </w:rPr>
-        <w:t xml:space="preserve"> و مخزن ايه</w:t>
-      </w:r>
-      <w:r>
-        <w:rPr>
-          <w:rFonts w:ascii="Calibri" w:hAnsi="Calibri" w:cs="Calibri" w:hint="cs"/>
-          <w:rtl/>
-        </w:rPr>
-        <w:t xml:space="preserve"> و مين تبع عادي (يعني جدول و معموله فلتر بيظهر جنب اسم كل مور</w:t>
-      </w:r>
-      <w:r>
-        <w:rPr>
-          <w:rFonts w:ascii="Calibri" w:hAnsi="Calibri" w:cs="Calibri" w:hint="cs"/>
-          <w:rtl/>
-        </w:rPr>
-        <w:t>د)</w:t>
-      </w:r>
-    </w:p>
-    <w:p>
-      <w:pPr>
-        <w:pStyle w:val="ListParagraph"/>
-        <w:numPr>
-          <w:ilvl w:val="0"/>
-          <w:numId w:val="2"/>
-        </w:numPr>
-        <w:bidi/>
-        <w:rPr>
-          <w:rFonts w:ascii="Calibri" w:hAnsi="Calibri" w:cs="Calibri"/>
-        </w:rPr>
-      </w:pPr>
-      <w:r>
-        <w:rPr>
-          <w:rFonts w:ascii="Calibri" w:hAnsi="Calibri" w:cs="Calibri" w:hint="cs"/>
-          <w:rtl/>
-        </w:rPr>
-        <w:t>ء</w:t>
-      </w:r>
-    </w:p>
-    <w:p>
-      <w:pPr>
         <w:bidi/>
         <w:rPr>
           <w:rFonts w:ascii="Calibri" w:hAnsi="Calibri" w:cs="Calibri"/>
@@ -855,7 +675,6 @@
           <w:rFonts w:ascii="Calibri" w:hAnsi="Calibri" w:cs="Calibri" w:hint="cs"/>
           <w:rtl/>
         </w:rPr>
-        <w:lastRenderedPageBreak/>
         <w:t xml:space="preserve">دلوقتي </w:t>
       </w:r>
       <w:r>
@@ -994,7 +813,6 @@
         <w:bidi/>
         <w:rPr>
           <w:rFonts w:ascii="Calibri" w:hAnsi="Calibri" w:cs="Calibri"/>
-          <w:rtl/>
         </w:rPr>
       </w:pPr>
       <w:r>
@@ -1018,151 +836,6 @@
         </w:rPr>
         <w:t>مي يوم الاربعاء 9/9:</w:t>
       </w:r>
-    </w:p>
-    <w:p>
-      <w:pPr>
-        <w:pStyle w:val="ListParagraph"/>
-        <w:numPr>
-          <w:ilvl w:val="0"/>
-          <w:numId w:val="4"/>
-        </w:numPr>
-        <w:bidi/>
-        <w:rPr>
-          <w:rFonts w:ascii="Calibri" w:hAnsi="Calibri" w:cs="Calibri"/>
-        </w:rPr>
-      </w:pPr>
-    </w:p>
-    <w:p>
-      <w:pPr>
-        <w:pStyle w:val="ListParagraph"/>
-        <w:numPr>
-          <w:ilvl w:val="0"/>
-          <w:numId w:val="4"/>
-        </w:numPr>
-        <w:bidi/>
-        <w:rPr>
-          <w:rFonts w:ascii="Calibri" w:hAnsi="Calibri" w:cs="Calibri"/>
-        </w:rPr>
-      </w:pPr>
-      <w:r>
-        <w:rPr>
-          <w:rFonts w:ascii="Calibri" w:hAnsi="Calibri" w:cs="Calibri" w:hint="cs"/>
-          <w:rtl/>
-          <w:lang w:bidi="ar-EG"/>
-        </w:rPr>
-        <w:t>الشحنة مبقتش بتسمع في</w:t>
-      </w:r>
-      <w:r>
-        <w:rPr>
-          <w:rFonts w:ascii="Calibri" w:hAnsi="Calibri" w:cs="Calibri" w:hint="cs"/>
-          <w:rtl/>
-          <w:lang w:bidi="ar-EG"/>
-        </w:rPr>
-        <w:t xml:space="preserve"> حساب</w:t>
-      </w:r>
-      <w:r>
-        <w:rPr>
-          <w:rFonts w:ascii="Calibri" w:hAnsi="Calibri" w:cs="Calibri" w:hint="cs"/>
-          <w:rtl/>
-          <w:lang w:bidi="ar-EG"/>
-        </w:rPr>
-        <w:t xml:space="preserve"> المصنع</w:t>
-      </w:r>
-    </w:p>
-    <w:p>
-      <w:pPr>
-        <w:pStyle w:val="ListParagraph"/>
-        <w:numPr>
-          <w:ilvl w:val="0"/>
-          <w:numId w:val="4"/>
-        </w:numPr>
-        <w:bidi/>
-        <w:rPr>
-          <w:rFonts w:ascii="Calibri" w:hAnsi="Calibri" w:cs="Calibri"/>
-        </w:rPr>
-      </w:pPr>
-      <w:r>
-        <w:rPr>
-          <w:rFonts w:ascii="Calibri" w:hAnsi="Calibri" w:cs="Calibri" w:hint="cs"/>
-          <w:rtl/>
-        </w:rPr>
-        <w:t xml:space="preserve">عايزين نمسح دي </w:t>
-      </w:r>
-      <w:r>
-        <w:rPr>
-          <w:rFonts w:ascii="Calibri" w:hAnsi="Calibri" w:cs="Calibri"/>
-          <w:noProof/>
-          <w:rtl/>
-        </w:rPr>
-        <w:drawing>
-          <wp:inline distT="0" distB="0" distL="0" distR="0" wp14:anchorId="4C33B866" wp14:editId="7736066E">
-            <wp:extent cx="3305636" cy="5010849"/>
-            <wp:effectExtent l="0" t="0" r="9525" b="0"/>
-            <wp:docPr id="1151336334" name="Picture 1"/>
-            <wp:cNvGraphicFramePr>
-              <a:graphicFrameLocks xmlns:a="http://schemas.openxmlformats.org/drawingml/2006/main" noChangeAspect="1"/>
-            </wp:cNvGraphicFramePr>
-            <a:graphic xmlns:a="http://schemas.openxmlformats.org/drawingml/2006/main">
-              <a:graphicData uri="http://schemas.openxmlformats.org/drawingml/2006/picture">
-                <pic:pic xmlns:pic="http://schemas.openxmlformats.org/drawingml/2006/picture">
-                  <pic:nvPicPr>
-                    <pic:cNvPr id="1151336334" name=""/>
-                    <pic:cNvPicPr/>
-                  </pic:nvPicPr>
-                  <pic:blipFill>
-                    <a:blip r:embed="rId8"/>
-                    <a:stretch>
-                      <a:fillRect/>
-                    </a:stretch>
-                  </pic:blipFill>
-                  <pic:spPr>
-                    <a:xfrm>
-                      <a:off x="0" y="0"/>
-                      <a:ext cx="3305636" cy="5010849"/>
-                    </a:xfrm>
-                    <a:prstGeom prst="rect">
-                      <a:avLst/>
-                    </a:prstGeom>
-                  </pic:spPr>
-                </pic:pic>
-              </a:graphicData>
-            </a:graphic>
-          </wp:inline>
-        </w:drawing>
-      </w:r>
-    </w:p>
-    <w:p>
-      <w:pPr>
-        <w:pStyle w:val="ListParagraph"/>
-        <w:numPr>
-          <w:ilvl w:val="0"/>
-          <w:numId w:val="4"/>
-        </w:numPr>
-        <w:bidi/>
-        <w:rPr>
-          <w:rFonts w:ascii="Calibri" w:hAnsi="Calibri" w:cs="Calibri"/>
-        </w:rPr>
-      </w:pPr>
-      <w:r>
-        <w:rPr>
-          <w:rFonts w:ascii="Calibri" w:hAnsi="Calibri" w:cs="Calibri" w:hint="cs"/>
-          <w:rtl/>
-        </w:rPr>
-        <w:t>موردين المخازن ميظهروش في ثائمة الموردين اللي بتظهر و انا بختار المورد اللي هيعمل شحنة</w:t>
-      </w:r>
-    </w:p>
-    <w:p>
-      <w:pPr>
-        <w:pStyle w:val="ListParagraph"/>
-        <w:numPr>
-          <w:ilvl w:val="0"/>
-          <w:numId w:val="4"/>
-        </w:numPr>
-        <w:bidi/>
-        <w:rPr>
-          <w:rFonts w:ascii="Calibri" w:hAnsi="Calibri" w:cs="Calibri"/>
-        </w:rPr>
-      </w:pPr>
     </w:p>
     <w:sectPr>
       <w:pgSz w:w="11906" w:h="16838"/>

--- a/بعد التجربة -برنامج عم داود.docx
+++ b/بعد التجربة -برنامج عم داود.docx
@@ -813,6 +813,7 @@
         <w:bidi/>
         <w:rPr>
           <w:rFonts w:ascii="Calibri" w:hAnsi="Calibri" w:cs="Calibri"/>
+          <w:rtl/>
         </w:rPr>
       </w:pPr>
       <w:r>
@@ -834,7 +835,90 @@
           <w:rFonts w:ascii="Calibri" w:hAnsi="Calibri" w:cs="Calibri" w:hint="cs"/>
           <w:rtl/>
         </w:rPr>
-        <w:t>مي يوم الاربعاء 9/9:</w:t>
+        <w:t>مي</w:t>
+      </w:r>
+    </w:p>
+    <w:p>
+      <w:pPr>
+        <w:pStyle w:val="ListParagraph"/>
+        <w:numPr>
+          <w:ilvl w:val="0"/>
+          <w:numId w:val="2"/>
+        </w:numPr>
+        <w:bidi/>
+        <w:rPr>
+          <w:rFonts w:ascii="Calibri" w:hAnsi="Calibri" w:cs="Calibri"/>
+        </w:rPr>
+      </w:pPr>
+      <w:r>
+        <w:rPr>
+          <w:rFonts w:ascii="Calibri" w:hAnsi="Calibri" w:cs="Calibri"/>
+          <w:noProof/>
+          <w:rtl/>
+        </w:rPr>
+        <w:drawing>
+          <wp:inline distT="0" distB="0" distL="0" distR="0" wp14:anchorId="39A79C54" wp14:editId="1B827EEF">
+            <wp:extent cx="5731510" cy="3009265"/>
+            <wp:effectExtent l="0" t="0" r="2540" b="635"/>
+            <wp:docPr id="551171347" name="Picture 1"/>
+            <wp:cNvGraphicFramePr>
+              <a:graphicFrameLocks xmlns:a="http://schemas.openxmlformats.org/drawingml/2006/main" noChangeAspect="1"/>
+            </wp:cNvGraphicFramePr>
+            <a:graphic xmlns:a="http://schemas.openxmlformats.org/drawingml/2006/main">
+              <a:graphicData uri="http://schemas.openxmlformats.org/drawingml/2006/picture">
+                <pic:pic xmlns:pic="http://schemas.openxmlformats.org/drawingml/2006/picture">
+                  <pic:nvPicPr>
+                    <pic:cNvPr id="551171347" name=""/>
+                    <pic:cNvPicPr/>
+                  </pic:nvPicPr>
+                  <pic:blipFill>
+                    <a:blip r:embed="rId6"/>
+                    <a:stretch>
+                      <a:fillRect/>
+                    </a:stretch>
+                  </pic:blipFill>
+                  <pic:spPr>
+                    <a:xfrm>
+                      <a:off x="0" y="0"/>
+                      <a:ext cx="5731510" cy="3009265"/>
+                    </a:xfrm>
+                    <a:prstGeom prst="rect">
+                      <a:avLst/>
+                    </a:prstGeom>
+                  </pic:spPr>
+                </pic:pic>
+              </a:graphicData>
+            </a:graphic>
+          </wp:inline>
+        </w:drawing>
+      </w:r>
+      <w:r>
+        <w:rPr>
+          <w:rFonts w:ascii="Calibri" w:hAnsi="Calibri" w:cs="Calibri" w:hint="cs"/>
+          <w:rtl/>
+        </w:rPr>
+        <w:t xml:space="preserve">عايز اضيف هنا لو فيه خروج يبقي يحددلي هيروح لفين ، مصاريف ولا مورد </w:t>
+      </w:r>
+      <w:r>
+        <w:rPr>
+          <w:rFonts w:ascii="Calibri" w:hAnsi="Calibri" w:cs="Calibri" w:hint="cs"/>
+          <w:rtl/>
+        </w:rPr>
+        <w:t xml:space="preserve">، ولا عمال </w:t>
+      </w:r>
+      <w:r>
+        <w:rPr>
+          <w:rFonts w:ascii="Calibri" w:hAnsi="Calibri" w:cs="Calibri"/>
+          <w:rtl/>
+        </w:rPr>
+        <w:br/>
+      </w:r>
+      <w:r>
+        <w:rPr>
+          <w:rFonts w:ascii="Calibri" w:hAnsi="Calibri" w:cs="Calibri" w:hint="cs"/>
+          <w:rtl/>
+        </w:rPr>
+        <w:t>هي المشكلة بس تخص الموردين العام اللي مش تبع مخزن دول مش بيسمع في خزنة عم داود لو أخدوا فلوس او اي حاجة</w:t>
       </w:r>
     </w:p>
     <w:sectPr>
@@ -941,7 +1025,7 @@
   <w:abstractNum w:abstractNumId="1" w15:restartNumberingAfterBreak="0">
     <w:nsid w:val="3E260ABA"/>
     <w:multiLevelType w:val="hybridMultilevel"/>
-    <w:tmpl w:val="8C2ABA4A"/>
+    <w:tmpl w:val="53A8CFBC"/>
     <w:lvl w:ilvl="0" w:tplc="0809000F">
       <w:start w:val="1"/>
       <w:numFmt w:val="decimal"/>
@@ -960,14 +1044,17 @@
         <w:ind w:left="1440" w:hanging="360"/>
       </w:pPr>
     </w:lvl>
-    <w:lvl w:ilvl="2" w:tplc="0809001B" w:tentative="1">
-      <w:start w:val="1"/>
-      <w:numFmt w:val="lowerRoman"/>
-      <w:lvlText w:val="%3."/>
-      <w:lvlJc w:val="right"/>
-      <w:pPr>
-        <w:ind w:left="2160" w:hanging="180"/>
-      </w:pPr>
+    <w:lvl w:ilvl="2" w:tplc="1D6C0440">
+      <w:start w:val="1"/>
+      <w:numFmt w:val="decimal"/>
+      <w:lvlText w:val="%3-"/>
+      <w:lvlJc w:val="left"/>
+      <w:pPr>
+        <w:ind w:left="2340" w:hanging="360"/>
+      </w:pPr>
+      <w:rPr>
+        <w:rFonts w:hint="default"/>
+      </w:rPr>
     </w:lvl>
     <w:lvl w:ilvl="3" w:tplc="0809000F" w:tentative="1">
       <w:start w:val="1"/>

--- a/بعد التجربة -برنامج عم داود.docx
+++ b/بعد التجربة -برنامج عم داود.docx
@@ -796,7 +796,6 @@
         <w:bidi/>
         <w:rPr>
           <w:rFonts w:ascii="Calibri" w:hAnsi="Calibri" w:cs="Calibri"/>
-          <w:rtl/>
         </w:rPr>
       </w:pPr>
       <w:r>
@@ -806,119 +805,6 @@
         <w:pict w14:anchorId="6FA0DD44">
           <v:rect id="_x0000_i1027" style="width:0;height:1.5pt" o:hralign="center" o:hrstd="t" o:hr="t" fillcolor="#a0a0a0" stroked="f"/>
         </w:pict>
-      </w:r>
-    </w:p>
-    <w:p>
-      <w:pPr>
-        <w:bidi/>
-        <w:rPr>
-          <w:rFonts w:ascii="Calibri" w:hAnsi="Calibri" w:cs="Calibri"/>
-          <w:rtl/>
-        </w:rPr>
-      </w:pPr>
-      <w:r>
-        <w:rPr>
-          <w:rFonts w:ascii="Calibri" w:hAnsi="Calibri" w:cs="Calibri" w:hint="cs"/>
-          <w:rtl/>
-        </w:rPr>
-        <w:t>تعديلات بعد تسل</w:t>
-      </w:r>
-      <w:r>
-        <w:rPr>
-          <w:rFonts w:ascii="Calibri" w:hAnsi="Calibri" w:cs="Calibri" w:hint="cs"/>
-          <w:rtl/>
-        </w:rPr>
-        <w:t>ي</w:t>
-      </w:r>
-      <w:r>
-        <w:rPr>
-          <w:rFonts w:ascii="Calibri" w:hAnsi="Calibri" w:cs="Calibri" w:hint="cs"/>
-          <w:rtl/>
-        </w:rPr>
-        <w:t>مي</w:t>
-      </w:r>
-    </w:p>
-    <w:p>
-      <w:pPr>
-        <w:pStyle w:val="ListParagraph"/>
-        <w:numPr>
-          <w:ilvl w:val="0"/>
-          <w:numId w:val="2"/>
-        </w:numPr>
-        <w:bidi/>
-        <w:rPr>
-          <w:rFonts w:ascii="Calibri" w:hAnsi="Calibri" w:cs="Calibri"/>
-        </w:rPr>
-      </w:pPr>
-      <w:r>
-        <w:rPr>
-          <w:rFonts w:ascii="Calibri" w:hAnsi="Calibri" w:cs="Calibri"/>
-          <w:noProof/>
-          <w:rtl/>
-        </w:rPr>
-        <w:drawing>
-          <wp:inline distT="0" distB="0" distL="0" distR="0" wp14:anchorId="39A79C54" wp14:editId="1B827EEF">
-            <wp:extent cx="5731510" cy="3009265"/>
-            <wp:effectExtent l="0" t="0" r="2540" b="635"/>
-            <wp:docPr id="551171347" name="Picture 1"/>
-            <wp:cNvGraphicFramePr>
-              <a:graphicFrameLocks xmlns:a="http://schemas.openxmlformats.org/drawingml/2006/main" noChangeAspect="1"/>
-            </wp:cNvGraphicFramePr>
-            <a:graphic xmlns:a="http://schemas.openxmlformats.org/drawingml/2006/main">
-              <a:graphicData uri="http://schemas.openxmlformats.org/drawingml/2006/picture">
-                <pic:pic xmlns:pic="http://schemas.openxmlformats.org/drawingml/2006/picture">
-                  <pic:nvPicPr>
-                    <pic:cNvPr id="551171347" name=""/>
-                    <pic:cNvPicPr/>
-                  </pic:nvPicPr>
-                  <pic:blipFill>
-                    <a:blip r:embed="rId6"/>
-                    <a:stretch>
-                      <a:fillRect/>
-                    </a:stretch>
-                  </pic:blipFill>
-                  <pic:spPr>
-                    <a:xfrm>
-                      <a:off x="0" y="0"/>
-                      <a:ext cx="5731510" cy="3009265"/>
-                    </a:xfrm>
-                    <a:prstGeom prst="rect">
-                      <a:avLst/>
-                    </a:prstGeom>
-                  </pic:spPr>
-                </pic:pic>
-              </a:graphicData>
-            </a:graphic>
-          </wp:inline>
-        </w:drawing>
-      </w:r>
-      <w:r>
-        <w:rPr>
-          <w:rFonts w:ascii="Calibri" w:hAnsi="Calibri" w:cs="Calibri" w:hint="cs"/>
-          <w:rtl/>
-        </w:rPr>
-        <w:t xml:space="preserve">عايز اضيف هنا لو فيه خروج يبقي يحددلي هيروح لفين ، مصاريف ولا مورد </w:t>
-      </w:r>
-      <w:r>
-        <w:rPr>
-          <w:rFonts w:ascii="Calibri" w:hAnsi="Calibri" w:cs="Calibri" w:hint="cs"/>
-          <w:rtl/>
-        </w:rPr>
-        <w:t xml:space="preserve">، ولا عمال </w:t>
-      </w:r>
-      <w:r>
-        <w:rPr>
-          <w:rFonts w:ascii="Calibri" w:hAnsi="Calibri" w:cs="Calibri"/>
-          <w:rtl/>
-        </w:rPr>
-        <w:br/>
-      </w:r>
-      <w:r>
-        <w:rPr>
-          <w:rFonts w:ascii="Calibri" w:hAnsi="Calibri" w:cs="Calibri" w:hint="cs"/>
-          <w:rtl/>
-        </w:rPr>
-        <w:t>هي المشكلة بس تخص الموردين العام اللي مش تبع مخزن دول مش بيسمع في خزنة عم داود لو أخدوا فلوس او اي حاجة</w:t>
       </w:r>
     </w:p>
     <w:sectPr>

--- a/بعد التجربة -برنامج عم داود.docx
+++ b/بعد التجربة -برنامج عم داود.docx
@@ -214,6 +214,55 @@
         </w:rPr>
         <w:t xml:space="preserve"> ما عدا الشحنات</w:t>
       </w:r>
+    </w:p>
+    <w:p>
+      <w:pPr>
+        <w:pStyle w:val="ListParagraph"/>
+        <w:numPr>
+          <w:ilvl w:val="0"/>
+          <w:numId w:val="1"/>
+        </w:numPr>
+        <w:bidi/>
+        <w:rPr>
+          <w:rFonts w:ascii="Calibri" w:hAnsi="Calibri" w:cs="Calibri"/>
+        </w:rPr>
+      </w:pPr>
+      <w:r>
+        <w:rPr>
+          <w:rFonts w:ascii="Calibri" w:hAnsi="Calibri" w:cs="Calibri" w:hint="cs"/>
+          <w:rtl/>
+          <w:lang w:bidi="ar-EG"/>
+        </w:rPr>
+        <w:t xml:space="preserve">كل مورد يكون له </w:t>
+      </w:r>
+      <w:r>
+        <w:rPr>
+          <w:rFonts w:ascii="Calibri" w:hAnsi="Calibri" w:cs="Calibri"/>
+          <w:lang w:bidi="ar-EG"/>
+        </w:rPr>
+        <w:t xml:space="preserve">ID </w:t>
+      </w:r>
+      <w:r>
+        <w:rPr>
+          <w:rFonts w:ascii="Calibri" w:hAnsi="Calibri" w:cs="Calibri" w:hint="cs"/>
+          <w:rtl/>
+          <w:lang w:bidi="ar-EG"/>
+        </w:rPr>
+        <w:t>بيظهر بيه ، و كمان يكون بالترتيب</w:t>
+      </w:r>
+    </w:p>
+    <w:p>
+      <w:pPr>
+        <w:pStyle w:val="ListParagraph"/>
+        <w:numPr>
+          <w:ilvl w:val="0"/>
+          <w:numId w:val="1"/>
+        </w:numPr>
+        <w:bidi/>
+        <w:rPr>
+          <w:rFonts w:ascii="Calibri" w:hAnsi="Calibri" w:cs="Calibri"/>
+        </w:rPr>
+      </w:pPr>
     </w:p>
     <w:p>
       <w:pPr>
@@ -750,6 +799,7 @@
           <w:rFonts w:ascii="Calibri" w:hAnsi="Calibri" w:cs="Calibri" w:hint="cs"/>
           <w:rtl/>
         </w:rPr>
+        <w:lastRenderedPageBreak/>
         <w:t>مصروفات بقي عامة للشركة :</w:t>
       </w:r>
     </w:p>

--- a/بعد التجربة -برنامج عم داود.docx
+++ b/بعد التجربة -برنامج عم داود.docx
@@ -18,9 +18,29 @@
         <w:rPr>
           <w:rFonts w:ascii="Calibri" w:hAnsi="Calibri" w:cs="Calibri"/>
           <w:rtl/>
-          <w:lang w:bidi="ar-EG"/>
-        </w:rPr>
-        <w:t>الارضيات: قائمة لوحدها مش بيتخصم منها حاجة غير لما عم داود بيدخل يخصم بنفسه او زود فلوس عليها او اي حاجة.</w:t>
+        </w:rPr>
+        <w:t xml:space="preserve">اضافة العربية </w:t>
+      </w:r>
+      <w:r>
+        <w:rPr>
+          <w:rFonts w:ascii="Calibri" w:hAnsi="Calibri" w:cs="Calibri" w:hint="cs"/>
+          <w:rtl/>
+        </w:rPr>
+        <w:t xml:space="preserve">هيبقي </w:t>
+      </w:r>
+      <w:r>
+        <w:rPr>
+          <w:rFonts w:ascii="Calibri" w:hAnsi="Calibri" w:cs="Calibri"/>
+          <w:rtl/>
+        </w:rPr>
+        <w:t>ليها مصروفات تشغيل و صيانة واخري</w:t>
+      </w:r>
+      <w:r>
+        <w:rPr>
+          <w:rFonts w:ascii="Calibri" w:hAnsi="Calibri" w:cs="Calibri" w:hint="cs"/>
+          <w:rtl/>
+        </w:rPr>
+        <w:t>: العربية بتشتغل عادي شغل الطبيعي (اللي هي بتنقل نقلات في المنطقة)</w:t>
       </w:r>
     </w:p>
     <w:p>
@@ -37,27 +57,24 @@
       </w:pPr>
       <w:r>
         <w:rPr>
-          <w:rFonts w:ascii="Calibri" w:hAnsi="Calibri" w:cs="Calibri"/>
-          <w:rtl/>
-          <w:lang w:bidi="ar-EG"/>
-        </w:rPr>
-        <w:t xml:space="preserve">اوقات الدفع للموردين من رصيد الارضيات </w:t>
-      </w:r>
-      <w:r>
-        <w:rPr>
-          <w:rFonts w:ascii="Calibri" w:hAnsi="Calibri" w:cs="Calibri"/>
-          <w:rtl/>
-          <w:lang w:bidi="ar-EG"/>
-        </w:rPr>
-        <w:t>(</w:t>
-      </w:r>
-      <w:r>
-        <w:rPr>
-          <w:rFonts w:ascii="Calibri" w:hAnsi="Calibri" w:cs="Calibri"/>
-          <w:rtl/>
-          <w:lang w:bidi="ar-EG"/>
-        </w:rPr>
-        <w:t>)</w:t>
+          <w:rFonts w:ascii="Calibri" w:hAnsi="Calibri" w:cs="Calibri" w:hint="cs"/>
+          <w:rtl/>
+        </w:rPr>
+        <w:t>الم</w:t>
+      </w:r>
+      <w:r>
+        <w:rPr>
+          <w:rFonts w:ascii="Calibri" w:hAnsi="Calibri" w:cs="Calibri" w:hint="cs"/>
+          <w:rtl/>
+        </w:rPr>
+        <w:t>كب</w:t>
+      </w:r>
+      <w:r>
+        <w:rPr>
+          <w:rFonts w:ascii="Calibri" w:hAnsi="Calibri" w:cs="Calibri" w:hint="cs"/>
+          <w:rtl/>
+        </w:rPr>
+        <w:t xml:space="preserve">س له صيانة وله تغير قطع غيار </w:t>
       </w:r>
     </w:p>
     <w:p>
@@ -72,34 +89,6 @@
           <w:rFonts w:ascii="Calibri" w:hAnsi="Calibri" w:cs="Calibri"/>
         </w:rPr>
       </w:pPr>
-      <w:r>
-        <w:rPr>
-          <w:rFonts w:ascii="Calibri" w:hAnsi="Calibri" w:cs="Calibri"/>
-          <w:rtl/>
-        </w:rPr>
-        <w:t xml:space="preserve">اضافة العربية </w:t>
-      </w:r>
-      <w:r>
-        <w:rPr>
-          <w:rFonts w:ascii="Calibri" w:hAnsi="Calibri" w:cs="Calibri" w:hint="cs"/>
-          <w:rtl/>
-        </w:rPr>
-        <w:t xml:space="preserve">هيبقي </w:t>
-      </w:r>
-      <w:r>
-        <w:rPr>
-          <w:rFonts w:ascii="Calibri" w:hAnsi="Calibri" w:cs="Calibri"/>
-          <w:rtl/>
-        </w:rPr>
-        <w:t>ليها مصروفات تشغيل و صيانة واخري</w:t>
-      </w:r>
-      <w:r>
-        <w:rPr>
-          <w:rFonts w:ascii="Calibri" w:hAnsi="Calibri" w:cs="Calibri" w:hint="cs"/>
-          <w:rtl/>
-        </w:rPr>
-        <w:t>: العربية بتشتغل عادي شغل الطبيعي (اللي هي بتنقل نقلات في المنطقة)</w:t>
-      </w:r>
     </w:p>
     <w:p>
       <w:pPr>
@@ -118,21 +107,7 @@
           <w:rFonts w:ascii="Calibri" w:hAnsi="Calibri" w:cs="Calibri" w:hint="cs"/>
           <w:rtl/>
         </w:rPr>
-        <w:t>الم</w:t>
-      </w:r>
-      <w:r>
-        <w:rPr>
-          <w:rFonts w:ascii="Calibri" w:hAnsi="Calibri" w:cs="Calibri" w:hint="cs"/>
-          <w:rtl/>
-        </w:rPr>
-        <w:t>كب</w:t>
-      </w:r>
-      <w:r>
-        <w:rPr>
-          <w:rFonts w:ascii="Calibri" w:hAnsi="Calibri" w:cs="Calibri" w:hint="cs"/>
-          <w:rtl/>
-        </w:rPr>
-        <w:t xml:space="preserve">س له صيانة وله تغير قطع غيار </w:t>
+        <w:t xml:space="preserve">حساب هيبقي المصاريف و مشتريات و حساب العمال و الحسابات للموردين </w:t>
       </w:r>
     </w:p>
     <w:p>
@@ -145,531 +120,24 @@
         <w:bidi/>
         <w:rPr>
           <w:rFonts w:ascii="Calibri" w:hAnsi="Calibri" w:cs="Calibri"/>
+          <w:rtl/>
         </w:rPr>
       </w:pPr>
     </w:p>
     <w:p>
       <w:pPr>
-        <w:pStyle w:val="ListParagraph"/>
-        <w:numPr>
-          <w:ilvl w:val="0"/>
-          <w:numId w:val="1"/>
-        </w:numPr>
         <w:bidi/>
         <w:rPr>
           <w:rFonts w:ascii="Calibri" w:hAnsi="Calibri" w:cs="Calibri"/>
-        </w:rPr>
-      </w:pPr>
-      <w:r>
-        <w:rPr>
-          <w:rFonts w:ascii="Calibri" w:hAnsi="Calibri" w:cs="Calibri" w:hint="cs"/>
-          <w:rtl/>
-        </w:rPr>
-        <w:t xml:space="preserve">حساب هيبقي المصاريف و مشتريات و حساب العمال و الحسابات للموردين </w:t>
-      </w:r>
-    </w:p>
-    <w:p>
-      <w:pPr>
-        <w:pStyle w:val="ListParagraph"/>
-        <w:numPr>
-          <w:ilvl w:val="0"/>
-          <w:numId w:val="1"/>
-        </w:numPr>
-        <w:bidi/>
+          <w:rtl/>
+        </w:rPr>
+      </w:pPr>
+      <w:r>
         <w:rPr>
           <w:rFonts w:ascii="Calibri" w:hAnsi="Calibri" w:cs="Calibri"/>
         </w:rPr>
-      </w:pPr>
-      <w:r>
-        <w:rPr>
-          <w:rFonts w:ascii="Calibri" w:hAnsi="Calibri" w:cs="Calibri" w:hint="cs"/>
-          <w:rtl/>
-        </w:rPr>
-        <w:t>نسرع البرنامج عشان بيهنج و بيتقل مرة واحدة</w:t>
-      </w:r>
-    </w:p>
-    <w:p>
-      <w:pPr>
-        <w:pStyle w:val="ListParagraph"/>
-        <w:numPr>
-          <w:ilvl w:val="0"/>
-          <w:numId w:val="1"/>
-        </w:numPr>
-        <w:bidi/>
-        <w:rPr>
-          <w:rFonts w:ascii="Calibri" w:hAnsi="Calibri" w:cs="Calibri"/>
-        </w:rPr>
-      </w:pPr>
-      <w:r>
-        <w:rPr>
-          <w:rFonts w:ascii="Calibri" w:hAnsi="Calibri" w:cs="Calibri" w:hint="cs"/>
-          <w:rtl/>
-        </w:rPr>
-        <w:t>في تسجيل دخول البضاعة هيبقي زجاجة و هيبقي فيه اخري (يضيف النوع في الملاحظات)</w:t>
-      </w:r>
-      <w:r>
-        <w:rPr>
-          <w:rFonts w:ascii="Calibri" w:hAnsi="Calibri" w:cs="Calibri" w:hint="cs"/>
-          <w:rtl/>
-        </w:rPr>
-        <w:t xml:space="preserve"> ما عدا الشحنات</w:t>
-      </w:r>
-    </w:p>
-    <w:p>
-      <w:pPr>
-        <w:pStyle w:val="ListParagraph"/>
-        <w:numPr>
-          <w:ilvl w:val="0"/>
-          <w:numId w:val="1"/>
-        </w:numPr>
-        <w:bidi/>
-        <w:rPr>
-          <w:rFonts w:ascii="Calibri" w:hAnsi="Calibri" w:cs="Calibri"/>
-        </w:rPr>
-      </w:pPr>
-      <w:r>
-        <w:rPr>
-          <w:rFonts w:ascii="Calibri" w:hAnsi="Calibri" w:cs="Calibri" w:hint="cs"/>
-          <w:rtl/>
-          <w:lang w:bidi="ar-EG"/>
-        </w:rPr>
-        <w:t xml:space="preserve">كل مورد يكون له </w:t>
-      </w:r>
-      <w:r>
-        <w:rPr>
-          <w:rFonts w:ascii="Calibri" w:hAnsi="Calibri" w:cs="Calibri"/>
-          <w:lang w:bidi="ar-EG"/>
-        </w:rPr>
-        <w:t xml:space="preserve">ID </w:t>
-      </w:r>
-      <w:r>
-        <w:rPr>
-          <w:rFonts w:ascii="Calibri" w:hAnsi="Calibri" w:cs="Calibri" w:hint="cs"/>
-          <w:rtl/>
-          <w:lang w:bidi="ar-EG"/>
-        </w:rPr>
-        <w:t>بيظهر بيه ، و كمان يكون بالترتيب</w:t>
-      </w:r>
-    </w:p>
-    <w:p>
-      <w:pPr>
-        <w:pStyle w:val="ListParagraph"/>
-        <w:numPr>
-          <w:ilvl w:val="0"/>
-          <w:numId w:val="1"/>
-        </w:numPr>
-        <w:bidi/>
-        <w:rPr>
-          <w:rFonts w:ascii="Calibri" w:hAnsi="Calibri" w:cs="Calibri"/>
-        </w:rPr>
-      </w:pPr>
-    </w:p>
-    <w:p>
-      <w:pPr>
-        <w:bidi/>
-        <w:rPr>
-          <w:rFonts w:ascii="Calibri" w:hAnsi="Calibri" w:cs="Calibri"/>
-          <w:rtl/>
-        </w:rPr>
-      </w:pPr>
-    </w:p>
-    <w:p>
-      <w:pPr>
-        <w:bidi/>
-        <w:rPr>
-          <w:rFonts w:ascii="Calibri" w:hAnsi="Calibri" w:cs="Calibri"/>
-          <w:rtl/>
-        </w:rPr>
-      </w:pPr>
-      <w:r>
-        <w:rPr>
-          <w:rFonts w:ascii="Calibri" w:hAnsi="Calibri" w:cs="Calibri"/>
-        </w:rPr>
-        <w:pict w14:anchorId="1BE01308">
+        <w:pict w14:anchorId="737014D6">
           <v:rect id="_x0000_i1025" style="width:0;height:1.5pt" o:hralign="center" o:hrstd="t" o:hr="t" fillcolor="#a0a0a0" stroked="f"/>
-        </w:pict>
-      </w:r>
-    </w:p>
-    <w:p>
-      <w:pPr>
-        <w:bidi/>
-        <w:rPr>
-          <w:rFonts w:ascii="Calibri" w:hAnsi="Calibri" w:cs="Calibri"/>
-          <w:rtl/>
-        </w:rPr>
-      </w:pPr>
-      <w:r>
-        <w:rPr>
-          <w:rFonts w:ascii="Calibri" w:hAnsi="Calibri" w:cs="Calibri" w:hint="cs"/>
-          <w:rtl/>
-        </w:rPr>
-        <w:t>تعديلات</w:t>
-      </w:r>
-      <w:r>
-        <w:rPr>
-          <w:rFonts w:ascii="Calibri" w:hAnsi="Calibri" w:cs="Calibri" w:hint="cs"/>
-          <w:rtl/>
-        </w:rPr>
-        <w:t xml:space="preserve">: </w:t>
-      </w:r>
-    </w:p>
-    <w:p>
-      <w:pPr>
-        <w:pStyle w:val="ListParagraph"/>
-        <w:numPr>
-          <w:ilvl w:val="0"/>
-          <w:numId w:val="2"/>
-        </w:numPr>
-        <w:bidi/>
-        <w:rPr>
-          <w:rFonts w:ascii="Calibri" w:hAnsi="Calibri" w:cs="Calibri"/>
-        </w:rPr>
-      </w:pPr>
-      <w:r>
-        <w:rPr>
-          <w:rFonts w:ascii="Calibri" w:hAnsi="Calibri" w:cs="Calibri" w:hint="cs"/>
-          <w:rtl/>
-        </w:rPr>
-        <w:t xml:space="preserve">المصانع: </w:t>
-      </w:r>
-    </w:p>
-    <w:p>
-      <w:pPr>
-        <w:pStyle w:val="ListParagraph"/>
-        <w:numPr>
-          <w:ilvl w:val="1"/>
-          <w:numId w:val="2"/>
-        </w:numPr>
-        <w:bidi/>
-        <w:rPr>
-          <w:rFonts w:ascii="Calibri" w:hAnsi="Calibri" w:cs="Calibri"/>
-        </w:rPr>
-      </w:pPr>
-      <w:r>
-        <w:rPr>
-          <w:rFonts w:ascii="Calibri" w:hAnsi="Calibri" w:cs="Calibri"/>
-          <w:noProof/>
-          <w:rtl/>
-        </w:rPr>
-        <w:drawing>
-          <wp:inline distT="0" distB="0" distL="0" distR="0" wp14:anchorId="06FF6C16" wp14:editId="5542AACA">
-            <wp:extent cx="5731510" cy="997585"/>
-            <wp:effectExtent l="0" t="0" r="2540" b="0"/>
-            <wp:docPr id="760024727" name="Picture 1"/>
-            <wp:cNvGraphicFramePr>
-              <a:graphicFrameLocks xmlns:a="http://schemas.openxmlformats.org/drawingml/2006/main" noChangeAspect="1"/>
-            </wp:cNvGraphicFramePr>
-            <a:graphic xmlns:a="http://schemas.openxmlformats.org/drawingml/2006/main">
-              <a:graphicData uri="http://schemas.openxmlformats.org/drawingml/2006/picture">
-                <pic:pic xmlns:pic="http://schemas.openxmlformats.org/drawingml/2006/picture">
-                  <pic:nvPicPr>
-                    <pic:cNvPr id="760024727" name=""/>
-                    <pic:cNvPicPr/>
-                  </pic:nvPicPr>
-                  <pic:blipFill>
-                    <a:blip r:embed="rId5"/>
-                    <a:stretch>
-                      <a:fillRect/>
-                    </a:stretch>
-                  </pic:blipFill>
-                  <pic:spPr>
-                    <a:xfrm>
-                      <a:off x="0" y="0"/>
-                      <a:ext cx="5731510" cy="997585"/>
-                    </a:xfrm>
-                    <a:prstGeom prst="rect">
-                      <a:avLst/>
-                    </a:prstGeom>
-                  </pic:spPr>
-                </pic:pic>
-              </a:graphicData>
-            </a:graphic>
-          </wp:inline>
-        </w:drawing>
-      </w:r>
-      <w:r>
-        <w:rPr>
-          <w:rFonts w:ascii="Calibri" w:hAnsi="Calibri" w:cs="Calibri" w:hint="cs"/>
-          <w:rtl/>
-        </w:rPr>
-        <w:t xml:space="preserve">يعني هيبقي بالترتيب (الملاحظات </w:t>
-      </w:r>
-      <w:r>
-        <w:rPr>
-          <w:rFonts w:ascii="Calibri" w:hAnsi="Calibri" w:cs="Calibri"/>
-          <w:rtl/>
-        </w:rPr>
-        <w:t>–</w:t>
-      </w:r>
-      <w:r>
-        <w:rPr>
-          <w:rFonts w:ascii="Calibri" w:hAnsi="Calibri" w:cs="Calibri" w:hint="cs"/>
-          <w:rtl/>
-        </w:rPr>
-        <w:t xml:space="preserve"> اسم المورد </w:t>
-      </w:r>
-      <w:r>
-        <w:rPr>
-          <w:rFonts w:ascii="Calibri" w:hAnsi="Calibri" w:cs="Calibri"/>
-          <w:rtl/>
-        </w:rPr>
-        <w:t>–</w:t>
-      </w:r>
-      <w:r>
-        <w:rPr>
-          <w:rFonts w:ascii="Calibri" w:hAnsi="Calibri" w:cs="Calibri" w:hint="cs"/>
-          <w:rtl/>
-        </w:rPr>
-        <w:t xml:space="preserve"> الوزن القائم </w:t>
-      </w:r>
-      <w:r>
-        <w:rPr>
-          <w:rFonts w:ascii="Calibri" w:hAnsi="Calibri" w:cs="Calibri"/>
-          <w:rtl/>
-        </w:rPr>
-        <w:t>–</w:t>
-      </w:r>
-      <w:r>
-        <w:rPr>
-          <w:rFonts w:ascii="Calibri" w:hAnsi="Calibri" w:cs="Calibri" w:hint="cs"/>
-          <w:rtl/>
-        </w:rPr>
-        <w:t xml:space="preserve"> نسبة الخصم  - كمية الخصم </w:t>
-      </w:r>
-      <w:r>
-        <w:rPr>
-          <w:rFonts w:ascii="Calibri" w:hAnsi="Calibri" w:cs="Calibri"/>
-          <w:rtl/>
-        </w:rPr>
-        <w:t>–</w:t>
-      </w:r>
-      <w:r>
-        <w:rPr>
-          <w:rFonts w:ascii="Calibri" w:hAnsi="Calibri" w:cs="Calibri" w:hint="cs"/>
-          <w:rtl/>
-        </w:rPr>
-        <w:t xml:space="preserve"> سعر الكيلو </w:t>
-      </w:r>
-      <w:r>
-        <w:rPr>
-          <w:rFonts w:ascii="Calibri" w:hAnsi="Calibri" w:cs="Calibri"/>
-          <w:rtl/>
-        </w:rPr>
-        <w:t>–</w:t>
-      </w:r>
-      <w:r>
-        <w:rPr>
-          <w:rFonts w:ascii="Calibri" w:hAnsi="Calibri" w:cs="Calibri" w:hint="cs"/>
-          <w:rtl/>
-        </w:rPr>
-        <w:t xml:space="preserve"> </w:t>
-      </w:r>
-      <w:r>
-        <w:rPr>
-          <w:rFonts w:ascii="Calibri" w:hAnsi="Calibri" w:cs="Calibri" w:hint="cs"/>
-          <w:rtl/>
-        </w:rPr>
-        <w:t>المبل</w:t>
-      </w:r>
-      <w:r>
-        <w:rPr>
-          <w:rFonts w:ascii="Calibri" w:hAnsi="Calibri" w:cs="Calibri" w:hint="cs"/>
-          <w:rtl/>
-        </w:rPr>
-        <w:t>غ)</w:t>
-      </w:r>
-    </w:p>
-    <w:p>
-      <w:pPr>
-        <w:pStyle w:val="ListParagraph"/>
-        <w:numPr>
-          <w:ilvl w:val="1"/>
-          <w:numId w:val="2"/>
-        </w:numPr>
-        <w:bidi/>
-        <w:rPr>
-          <w:rFonts w:ascii="Calibri" w:hAnsi="Calibri" w:cs="Calibri"/>
-        </w:rPr>
-      </w:pPr>
-      <w:r>
-        <w:rPr>
-          <w:rFonts w:ascii="Calibri" w:hAnsi="Calibri" w:cs="Calibri" w:hint="cs"/>
-          <w:rtl/>
-        </w:rPr>
-        <w:t>كمان هيبقي فيه تقريرين : واحد للم</w:t>
-      </w:r>
-      <w:r>
-        <w:rPr>
-          <w:rFonts w:ascii="Calibri" w:hAnsi="Calibri" w:cs="Calibri" w:hint="cs"/>
-          <w:rtl/>
-        </w:rPr>
-        <w:t>صنع</w:t>
-      </w:r>
-      <w:r>
-        <w:rPr>
-          <w:rFonts w:ascii="Calibri" w:hAnsi="Calibri" w:cs="Calibri" w:hint="cs"/>
-          <w:rtl/>
-        </w:rPr>
-        <w:t xml:space="preserve"> هيبقي فيه كل التفاصيل اللي فوق دي و السعر اللي اشتري بيه المصنع عادي، و التقرير الثاني هيبقي </w:t>
-      </w:r>
-      <w:r>
-        <w:rPr>
-          <w:rFonts w:ascii="Calibri" w:hAnsi="Calibri" w:cs="Calibri" w:hint="cs"/>
-          <w:rtl/>
-        </w:rPr>
-        <w:t xml:space="preserve">يخص المورد هيبقي بس تغير السعر هيبقي السعر اللي انا اشتريت منه بيه </w:t>
-      </w:r>
-    </w:p>
-    <w:p>
-      <w:pPr>
-        <w:pStyle w:val="ListParagraph"/>
-        <w:numPr>
-          <w:ilvl w:val="1"/>
-          <w:numId w:val="2"/>
-        </w:numPr>
-        <w:bidi/>
-        <w:rPr>
-          <w:rFonts w:ascii="Calibri" w:hAnsi="Calibri" w:cs="Calibri"/>
-        </w:rPr>
-      </w:pPr>
-      <w:r>
-        <w:rPr>
-          <w:rFonts w:ascii="Calibri" w:hAnsi="Calibri" w:cs="Calibri" w:hint="cs"/>
-          <w:rtl/>
-        </w:rPr>
-        <w:t>المصنع بيدفع بأكتر من طريقة</w:t>
-      </w:r>
-      <w:r>
-        <w:rPr>
-          <w:rFonts w:ascii="Calibri" w:hAnsi="Calibri" w:cs="Calibri" w:hint="cs"/>
-          <w:rtl/>
-        </w:rPr>
-        <w:t xml:space="preserve"> </w:t>
-      </w:r>
-    </w:p>
-    <w:p>
-      <w:pPr>
-        <w:pStyle w:val="ListParagraph"/>
-        <w:numPr>
-          <w:ilvl w:val="1"/>
-          <w:numId w:val="2"/>
-        </w:numPr>
-        <w:bidi/>
-        <w:rPr>
-          <w:rFonts w:ascii="Calibri" w:hAnsi="Calibri" w:cs="Calibri"/>
-        </w:rPr>
-      </w:pPr>
-      <w:r>
-        <w:rPr>
-          <w:rFonts w:ascii="Calibri" w:hAnsi="Calibri" w:cs="Calibri" w:hint="cs"/>
-          <w:rtl/>
-        </w:rPr>
-        <w:t xml:space="preserve">عايز اعرض كمية البضاعة اللي اخدها مني المصنع للشهر ده </w:t>
-      </w:r>
-    </w:p>
-    <w:p>
-      <w:pPr>
-        <w:pStyle w:val="ListParagraph"/>
-        <w:numPr>
-          <w:ilvl w:val="1"/>
-          <w:numId w:val="2"/>
-        </w:numPr>
-        <w:bidi/>
-        <w:rPr>
-          <w:rFonts w:ascii="Calibri" w:hAnsi="Calibri" w:cs="Calibri"/>
-        </w:rPr>
-      </w:pPr>
-      <w:r>
-        <w:rPr>
-          <w:rFonts w:ascii="Calibri" w:hAnsi="Calibri" w:cs="Calibri" w:hint="cs"/>
-          <w:rtl/>
-        </w:rPr>
-        <w:t>و هيبقي فيه تقرير شهري لكل شهر.</w:t>
-      </w:r>
-    </w:p>
-    <w:p>
-      <w:pPr>
-        <w:pStyle w:val="ListParagraph"/>
-        <w:numPr>
-          <w:ilvl w:val="1"/>
-          <w:numId w:val="2"/>
-        </w:numPr>
-        <w:bidi/>
-        <w:rPr>
-          <w:rFonts w:ascii="Calibri" w:hAnsi="Calibri" w:cs="Calibri"/>
-        </w:rPr>
-      </w:pPr>
-    </w:p>
-    <w:p>
-      <w:pPr>
-        <w:pStyle w:val="ListParagraph"/>
-        <w:numPr>
-          <w:ilvl w:val="0"/>
-          <w:numId w:val="2"/>
-        </w:numPr>
-        <w:bidi/>
-        <w:rPr>
-          <w:rFonts w:ascii="Calibri" w:hAnsi="Calibri" w:cs="Calibri"/>
-        </w:rPr>
-      </w:pPr>
-      <w:r>
-        <w:rPr>
-          <w:rFonts w:ascii="Calibri" w:hAnsi="Calibri" w:cs="Calibri" w:hint="cs"/>
-          <w:rtl/>
-        </w:rPr>
-        <w:t xml:space="preserve">تعديل في المخازن: </w:t>
-      </w:r>
-    </w:p>
-    <w:p>
-      <w:pPr>
-        <w:pStyle w:val="ListParagraph"/>
-        <w:numPr>
-          <w:ilvl w:val="1"/>
-          <w:numId w:val="2"/>
-        </w:numPr>
-        <w:bidi/>
-        <w:rPr>
-          <w:rFonts w:ascii="Calibri" w:hAnsi="Calibri" w:cs="Calibri"/>
-        </w:rPr>
-      </w:pPr>
-      <w:r>
-        <w:rPr>
-          <w:rFonts w:ascii="Calibri" w:hAnsi="Calibri" w:cs="Calibri" w:hint="cs"/>
-          <w:rtl/>
-        </w:rPr>
-        <w:t xml:space="preserve">فيه تقارير شهرية لكل حاجة </w:t>
-      </w:r>
-      <w:r>
-        <w:rPr>
-          <w:rFonts w:ascii="Calibri" w:hAnsi="Calibri" w:cs="Calibri" w:hint="cs"/>
-          <w:rtl/>
-        </w:rPr>
-        <w:t xml:space="preserve"> </w:t>
-      </w:r>
-    </w:p>
-    <w:p>
-      <w:pPr>
-        <w:bidi/>
-        <w:rPr>
-          <w:rFonts w:ascii="Calibri" w:hAnsi="Calibri" w:cs="Calibri"/>
-          <w:rtl/>
-        </w:rPr>
-      </w:pPr>
-    </w:p>
-    <w:p>
-      <w:pPr>
-        <w:bidi/>
-        <w:rPr>
-          <w:rFonts w:ascii="Calibri" w:hAnsi="Calibri" w:cs="Calibri"/>
-          <w:rtl/>
-        </w:rPr>
-      </w:pPr>
-      <w:r>
-        <w:rPr>
-          <w:rFonts w:ascii="Calibri" w:hAnsi="Calibri" w:cs="Calibri"/>
-        </w:rPr>
-        <w:pict w14:anchorId="737014D6">
-          <v:rect id="_x0000_i1026" style="width:0;height:1.5pt" o:hralign="center" o:hrstd="t" o:hr="t" fillcolor="#a0a0a0" stroked="f"/>
         </w:pict>
       </w:r>
     </w:p>
@@ -772,34 +240,6 @@
           <w:rFonts w:ascii="Calibri" w:hAnsi="Calibri" w:cs="Calibri" w:hint="cs"/>
           <w:rtl/>
         </w:rPr>
-        <w:t xml:space="preserve">قائمة الربح لكل شحنة لوحدها </w:t>
-      </w:r>
-      <w:r>
-        <w:rPr>
-          <w:rFonts w:ascii="Calibri" w:hAnsi="Calibri" w:cs="Calibri" w:hint="cs"/>
-          <w:rtl/>
-        </w:rPr>
-        <w:t>و في اخر الشهر هيبقي الاجمالي لكل الشحنات</w:t>
-      </w:r>
-    </w:p>
-    <w:p>
-      <w:pPr>
-        <w:pStyle w:val="ListParagraph"/>
-        <w:numPr>
-          <w:ilvl w:val="0"/>
-          <w:numId w:val="3"/>
-        </w:numPr>
-        <w:bidi/>
-        <w:rPr>
-          <w:rFonts w:ascii="Calibri" w:hAnsi="Calibri" w:cs="Calibri"/>
-        </w:rPr>
-      </w:pPr>
-      <w:r>
-        <w:rPr>
-          <w:rFonts w:ascii="Calibri" w:hAnsi="Calibri" w:cs="Calibri" w:hint="cs"/>
-          <w:rtl/>
-        </w:rPr>
-        <w:lastRenderedPageBreak/>
         <w:t>مصروفات بقي عامة للشركة :</w:t>
       </w:r>
     </w:p>
@@ -853,7 +293,7 @@
           <w:rFonts w:ascii="Calibri" w:hAnsi="Calibri" w:cs="Calibri"/>
         </w:rPr>
         <w:pict w14:anchorId="6FA0DD44">
-          <v:rect id="_x0000_i1027" style="width:0;height:1.5pt" o:hralign="center" o:hrstd="t" o:hr="t" fillcolor="#a0a0a0" stroked="f"/>
+          <v:rect id="_x0000_i1026" style="width:0;height:1.5pt" o:hralign="center" o:hrstd="t" o:hr="t" fillcolor="#a0a0a0" stroked="f"/>
         </w:pict>
       </w:r>
     </w:p>
@@ -865,6 +305,56 @@
     </w:sectPr>
   </w:body>
 </w:document>
+</file>
+
+<file path=word/endnotes.xml><?xml version="1.0" encoding="utf-8"?>
+<w:endnotes xmlns:wpc="http://schemas.microsoft.com/office/word/2010/wordprocessingCanvas" xmlns:cx="http://schemas.microsoft.com/office/drawing/2014/chartex" xmlns:cx1="http://schemas.microsoft.com/office/drawing/2015/9/8/chartex" xmlns:cx2="http://schemas.microsoft.com/office/drawing/2015/10/21/chartex" xmlns:cx3="http://schemas.microsoft.com/office/drawing/2016/5/9/chartex" xmlns:cx4="http://schemas.microsoft.com/office/drawing/2016/5/10/chartex" xmlns:cx5="http://schemas.microsoft.com/office/drawing/2016/5/11/chartex" xmlns:cx6="http://schemas.microsoft.com/office/drawing/2016/5/12/chartex" xmlns:cx7="http://schemas.microsoft.com/office/drawing/2016/5/13/chartex" xmlns:cx8="http://schemas.microsoft.com/office/drawing/2016/5/14/chartex" xmlns:mc="http://schemas.openxmlformats.org/markup-compatibility/2006" xmlns:aink="http://schemas.microsoft.com/office/drawing/2016/ink" xmlns:am3d="http://schemas.microsoft.com/office/drawing/2017/model3d" xmlns:o="urn:schemas-microsoft-com:office:office" xmlns:oel="http://schemas.microsoft.com/office/2019/extlst" xmlns:r="http://schemas.openxmlformats.org/officeDocument/2006/relationships" xmlns:m="http://schemas.openxmlformats.org/officeDocument/2006/math" xmlns:v="urn:schemas-microsoft-com:vml" xmlns:wp14="http://schemas.microsoft.com/office/word/2010/wordprocessingDrawing" xmlns:wp="http://schemas.openxmlformats.org/drawingml/2006/wordprocessingDrawing" xmlns:w10="urn:schemas-microsoft-com:office:word" xmlns:w="http://schemas.openxmlformats.org/wordprocessingml/2006/main" xmlns:w14="http://schemas.microsoft.com/office/word/2010/wordml" xmlns:w15="http://schemas.microsoft.com/office/word/2012/wordml" xmlns:w16cex="http://schemas.microsoft.com/office/word/2018/wordml/cex" xmlns:w16cid="http://schemas.microsoft.com/office/word/2016/wordml/cid" xmlns:w16="http://schemas.microsoft.com/office/word/2018/wordml" xmlns:w16du="http://schemas.microsoft.com/office/word/2023/wordml/word16du" xmlns:w16sdtdh="http://schemas.microsoft.com/office/word/2020/wordml/sdtdatahash" xmlns:w16sdtfl="http://schemas.microsoft.com/office/word/2024/wordml/sdtformatlock" xmlns:w16se="http://schemas.microsoft.com/office/word/2015/wordml/symex" xmlns:wpg="http://schemas.microsoft.com/office/word/2010/wordprocessingGroup" xmlns:wpi="http://schemas.microsoft.com/office/word/2010/wordprocessingInk" xmlns:wne="http://schemas.microsoft.com/office/word/2006/wordml" xmlns:wps="http://schemas.microsoft.com/office/word/2010/wordprocessingShape" mc:Ignorable="w14 w15 w16se w16cid w16 w16cex w16sdtdh w16sdtfl w16du wp14">
+  <w:endnote w:type="separator" w:id="-1">
+    <w:p>
+      <w:pPr>
+        <w:spacing w:after="0" w:line="240" w:lineRule="auto"/>
+      </w:pPr>
+      <w:r>
+        <w:separator/>
+      </w:r>
+    </w:p>
+  </w:endnote>
+  <w:endnote w:type="continuationSeparator" w:id="0">
+    <w:p>
+      <w:pPr>
+        <w:spacing w:after="0" w:line="240" w:lineRule="auto"/>
+      </w:pPr>
+      <w:r>
+        <w:continuationSeparator/>
+      </w:r>
+    </w:p>
+  </w:endnote>
+</w:endnotes>
+</file>
+
+<file path=word/footnotes.xml><?xml version="1.0" encoding="utf-8"?>
+<w:footnotes xmlns:wpc="http://schemas.microsoft.com/office/word/2010/wordprocessingCanvas" xmlns:cx="http://schemas.microsoft.com/office/drawing/2014/chartex" xmlns:cx1="http://schemas.microsoft.com/office/drawing/2015/9/8/chartex" xmlns:cx2="http://schemas.microsoft.com/office/drawing/2015/10/21/chartex" xmlns:cx3="http://schemas.microsoft.com/office/drawing/2016/5/9/chartex" xmlns:cx4="http://schemas.microsoft.com/office/drawing/2016/5/10/chartex" xmlns:cx5="http://schemas.microsoft.com/office/drawing/2016/5/11/chartex" xmlns:cx6="http://schemas.microsoft.com/office/drawing/2016/5/12/chartex" xmlns:cx7="http://schemas.microsoft.com/office/drawing/2016/5/13/chartex" xmlns:cx8="http://schemas.microsoft.com/office/drawing/2016/5/14/chartex" xmlns:mc="http://schemas.openxmlformats.org/markup-compatibility/2006" xmlns:aink="http://schemas.microsoft.com/office/drawing/2016/ink" xmlns:am3d="http://schemas.microsoft.com/office/drawing/2017/model3d" xmlns:o="urn:schemas-microsoft-com:office:office" xmlns:oel="http://schemas.microsoft.com/office/2019/extlst" xmlns:r="http://schemas.openxmlformats.org/officeDocument/2006/relationships" xmlns:m="http://schemas.openxmlformats.org/officeDocument/2006/math" xmlns:v="urn:schemas-microsoft-com:vml" xmlns:wp14="http://schemas.microsoft.com/office/word/2010/wordprocessingDrawing" xmlns:wp="http://schemas.openxmlformats.org/drawingml/2006/wordprocessingDrawing" xmlns:w10="urn:schemas-microsoft-com:office:word" xmlns:w="http://schemas.openxmlformats.org/wordprocessingml/2006/main" xmlns:w14="http://schemas.microsoft.com/office/word/2010/wordml" xmlns:w15="http://schemas.microsoft.com/office/word/2012/wordml" xmlns:w16cex="http://schemas.microsoft.com/office/word/2018/wordml/cex" xmlns:w16cid="http://schemas.microsoft.com/office/word/2016/wordml/cid" xmlns:w16="http://schemas.microsoft.com/office/word/2018/wordml" xmlns:w16du="http://schemas.microsoft.com/office/word/2023/wordml/word16du" xmlns:w16sdtdh="http://schemas.microsoft.com/office/word/2020/wordml/sdtdatahash" xmlns:w16sdtfl="http://schemas.microsoft.com/office/word/2024/wordml/sdtformatlock" xmlns:w16se="http://schemas.microsoft.com/office/word/2015/wordml/symex" xmlns:wpg="http://schemas.microsoft.com/office/word/2010/wordprocessingGroup" xmlns:wpi="http://schemas.microsoft.com/office/word/2010/wordprocessingInk" xmlns:wne="http://schemas.microsoft.com/office/word/2006/wordml" xmlns:wps="http://schemas.microsoft.com/office/word/2010/wordprocessingShape" mc:Ignorable="w14 w15 w16se w16cid w16 w16cex w16sdtdh w16sdtfl w16du wp14">
+  <w:footnote w:type="separator" w:id="-1">
+    <w:p>
+      <w:pPr>
+        <w:spacing w:after="0" w:line="240" w:lineRule="auto"/>
+      </w:pPr>
+      <w:r>
+        <w:separator/>
+      </w:r>
+    </w:p>
+  </w:footnote>
+  <w:footnote w:type="continuationSeparator" w:id="0">
+    <w:p>
+      <w:pPr>
+        <w:spacing w:after="0" w:line="240" w:lineRule="auto"/>
+      </w:pPr>
+      <w:r>
+        <w:continuationSeparator/>
+      </w:r>
+    </w:p>
+  </w:footnote>
+</w:footnotes>
 </file>
 
 <file path=word/numbering.xml><?xml version="1.0" encoding="utf-8"?>
@@ -2178,6 +1668,50 @@
       <w:spacing w:val="5"/>
     </w:rPr>
   </w:style>
+  <w:style w:type="paragraph" w:styleId="Header">
+    <w:name w:val="header"/>
+    <w:basedOn w:val="Normal"/>
+    <w:link w:val="HeaderChar"/>
+    <w:uiPriority w:val="99"/>
+    <w:unhideWhenUsed/>
+    <w:rsid w:val="007D354A"/>
+    <w:pPr>
+      <w:tabs>
+        <w:tab w:val="center" w:pos="4513"/>
+        <w:tab w:val="right" w:pos="9026"/>
+      </w:tabs>
+      <w:spacing w:after="0" w:line="240" w:lineRule="auto"/>
+    </w:pPr>
+  </w:style>
+  <w:style w:type="character" w:customStyle="1" w:styleId="HeaderChar">
+    <w:name w:val="Header Char"/>
+    <w:basedOn w:val="DefaultParagraphFont"/>
+    <w:link w:val="Header"/>
+    <w:uiPriority w:val="99"/>
+    <w:rsid w:val="007D354A"/>
+  </w:style>
+  <w:style w:type="paragraph" w:styleId="Footer">
+    <w:name w:val="footer"/>
+    <w:basedOn w:val="Normal"/>
+    <w:link w:val="FooterChar"/>
+    <w:uiPriority w:val="99"/>
+    <w:unhideWhenUsed/>
+    <w:rsid w:val="007D354A"/>
+    <w:pPr>
+      <w:tabs>
+        <w:tab w:val="center" w:pos="4513"/>
+        <w:tab w:val="right" w:pos="9026"/>
+      </w:tabs>
+      <w:spacing w:after="0" w:line="240" w:lineRule="auto"/>
+    </w:pPr>
+  </w:style>
+  <w:style w:type="character" w:customStyle="1" w:styleId="FooterChar">
+    <w:name w:val="Footer Char"/>
+    <w:basedOn w:val="DefaultParagraphFont"/>
+    <w:link w:val="Footer"/>
+    <w:uiPriority w:val="99"/>
+    <w:rsid w:val="007D354A"/>
+  </w:style>
 </w:styles>
 </file>
 
